--- a/resources/dist/sheets/the-battle-of-vicksburg-teacher-notes-en.docx
+++ b/resources/dist/sheets/the-battle-of-vicksburg-teacher-notes-en.docx
@@ -45,7 +45,7 @@
         </w:rPr>
         <w:t xml:space="preserve">Map: </w:t>
       </w:r>
-      <w:hyperlink w:history="1" r:id="rIdllsqcdsc8weilbei4ahqt">
+      <w:hyperlink w:history="1" r:id="rIdezlyglscsdobk6wpil6mn">
         <w:r>
           <w:rPr>
             <w:color w:val="0A4FA8"/>

--- a/resources/dist/sheets/the-battle-of-vicksburg-teacher-notes-en.docx
+++ b/resources/dist/sheets/the-battle-of-vicksburg-teacher-notes-en.docx
@@ -45,7 +45,7 @@
         </w:rPr>
         <w:t xml:space="preserve">Map: </w:t>
       </w:r>
-      <w:hyperlink w:history="1" r:id="rIdezlyglscsdobk6wpil6mn">
+      <w:hyperlink w:history="1" r:id="rIdqfai7wxif5q4hber9yqif">
         <w:r>
           <w:rPr>
             <w:color w:val="0A4FA8"/>
@@ -240,7 +240,7 @@
         <w:t xml:space="preserve">Where to find it on the map: </w:t>
       </w:r>
       <w:r>
-        <w:t xml:space="preserve">Civil War Battlefields pop-ups: the name is in bold and the dates below it. Port Gibson's pop-up says 1 of 2 (a duplicate feature). Grand Gulf (April 29, 1863), on the river just north of Bruinsburg, is the Union navy's failed attack before the crossing; accept it if students include it.</w:t>
+        <w:t xml:space="preserve">Civil War Battlefields pop-ups: the name is in bold and the dates below it. Port Gibson's pop-up says 1 of 2; both entries are the same battle. Grand Gulf (April 29, 1863), on the river just north of Bruinsburg, is the Union navy's failed attack before the crossing; accept it if students include it.</w:t>
       </w:r>
     </w:p>
     <w:p>
@@ -1374,7 +1374,7 @@
       <w:pStyle w:val="Credits"/>
     </w:pPr>
     <w:r>
-      <w:t xml:space="preserve">Teacher notes: The Battle of Vicksburg, 0.3.0. For teachers.</w:t>
+      <w:t xml:space="preserve">Teacher notes: The Battle of Vicksburg, 0.3.1. For teachers.</w:t>
     </w:r>
   </w:p>
 </w:ftr>

--- a/resources/dist/sheets/the-battle-of-vicksburg-teacher-notes-en.docx
+++ b/resources/dist/sheets/the-battle-of-vicksburg-teacher-notes-en.docx
@@ -45,7 +45,7 @@
         </w:rPr>
         <w:t xml:space="preserve">Map: </w:t>
       </w:r>
-      <w:hyperlink w:history="1" r:id="rIdqfai7wxif5q4hber9yqif">
+      <w:hyperlink w:history="1" r:id="rIdbaj6x0lwkd-0ac2l3vzxo">
         <w:r>
           <w:rPr>
             <w:color w:val="0A4FA8"/>

--- a/resources/dist/sheets/the-battle-of-vicksburg-teacher-notes-en.docx
+++ b/resources/dist/sheets/the-battle-of-vicksburg-teacher-notes-en.docx
@@ -45,7 +45,7 @@
         </w:rPr>
         <w:t xml:space="preserve">Map: </w:t>
       </w:r>
-      <w:hyperlink w:history="1" r:id="rIdbaj6x0lwkd-0ac2l3vzxo">
+      <w:hyperlink w:history="1" r:id="rId7d9pxknr4dzbhi5f5_ybx">
         <w:r>
           <w:rPr>
             <w:color w:val="0A4FA8"/>

--- a/resources/dist/sheets/the-battle-of-vicksburg-teacher-notes-en.docx
+++ b/resources/dist/sheets/the-battle-of-vicksburg-teacher-notes-en.docx
@@ -45,7 +45,7 @@
         </w:rPr>
         <w:t xml:space="preserve">Map: </w:t>
       </w:r>
-      <w:hyperlink w:history="1" r:id="rId7d9pxknr4dzbhi5f5_ybx">
+      <w:hyperlink w:history="1" r:id="rIdzndefbuz4mxlicgy-f3ks">
         <w:r>
           <w:rPr>
             <w:color w:val="0A4FA8"/>

--- a/resources/dist/sheets/the-battle-of-vicksburg-teacher-notes-en.docx
+++ b/resources/dist/sheets/the-battle-of-vicksburg-teacher-notes-en.docx
@@ -45,7 +45,7 @@
         </w:rPr>
         <w:t xml:space="preserve">Map: </w:t>
       </w:r>
-      <w:hyperlink w:history="1" r:id="rIdzndefbuz4mxlicgy-f3ks">
+      <w:hyperlink w:history="1" r:id="rIdxskmpawkkjf8zsxllusrn">
         <w:r>
           <w:rPr>
             <w:color w:val="0A4FA8"/>

--- a/resources/dist/sheets/the-battle-of-vicksburg-teacher-notes-en.docx
+++ b/resources/dist/sheets/the-battle-of-vicksburg-teacher-notes-en.docx
@@ -45,7 +45,7 @@
         </w:rPr>
         <w:t xml:space="preserve">Map: </w:t>
       </w:r>
-      <w:hyperlink w:history="1" r:id="rIdxskmpawkkjf8zsxllusrn">
+      <w:hyperlink w:history="1" r:id="rIdxio3_mds7zd4j2jb5imey">
         <w:r>
           <w:rPr>
             <w:color w:val="0A4FA8"/>
@@ -69,7 +69,7 @@
         <w:spacing w:after="100"/>
       </w:pPr>
       <w:r>
-        <w:t xml:space="preserve">Standards: C3 D2.Geo.2.6-8 · C3 D2.His.14.6-8 · TX 8.10(C) · FL SS.8.A.5.1</w:t>
+        <w:t xml:space="preserve">Subjects: US History, Geography, Social Studies. Standards: C3 D2.Geo.2.6-8 · C3 D2.His.14.6-8 · TX 8.10(C) · FL SS.8.A.5.1</w:t>
       </w:r>
     </w:p>
     <w:p>
@@ -77,6 +77,135 @@
         <w:pStyle w:val="Heading2"/>
       </w:pPr>
       <w:r>
+        <w:t xml:space="preserve">Learning objectives</w:t>
+      </w:r>
+    </w:p>
+    <w:p>
+      <w:pPr>
+        <w:spacing w:after="100"/>
+      </w:pPr>
+      <w:r>
+        <w:t xml:space="preserve">Students will:</w:t>
+      </w:r>
+    </w:p>
+    <w:p>
+      <w:pPr>
+        <w:pStyle w:val="ListParagraph"/>
+        <w:numPr>
+          <w:ilvl w:val="0"/>
+          <w:numId w:val="2"/>
+        </w:numPr>
+        <w:spacing w:after="60"/>
+      </w:pPr>
+      <w:r>
+        <w:t xml:space="preserve">Locate Vicksburg on the Mississippi River and follow the railroad east to Jackson to explain why both sides wanted the city.</w:t>
+      </w:r>
+    </w:p>
+    <w:p>
+      <w:pPr>
+        <w:pStyle w:val="ListParagraph"/>
+        <w:numPr>
+          <w:ilvl w:val="0"/>
+          <w:numId w:val="2"/>
+        </w:numPr>
+        <w:spacing w:after="60"/>
+      </w:pPr>
+      <w:r>
+        <w:t xml:space="preserve">Put the key places on Grant's route in order, say which bank of the river each is on, and measure the distance from Milliken's Bend to Bruinsburg Bend.</w:t>
+      </w:r>
+    </w:p>
+    <w:p>
+      <w:pPr>
+        <w:pStyle w:val="ListParagraph"/>
+        <w:numPr>
+          <w:ilvl w:val="0"/>
+          <w:numId w:val="2"/>
+        </w:numPr>
+        <w:spacing w:after="60"/>
+      </w:pPr>
+      <w:r>
+        <w:t xml:space="preserve">List the battles of the Vicksburg campaign in date order from the Civil War Battlefields pop-ups.</w:t>
+      </w:r>
+    </w:p>
+    <w:p>
+      <w:pPr>
+        <w:pStyle w:val="ListParagraph"/>
+        <w:numPr>
+          <w:ilvl w:val="0"/>
+          <w:numId w:val="2"/>
+        </w:numPr>
+        <w:spacing w:after="60"/>
+      </w:pPr>
+      <w:r>
+        <w:t xml:space="preserve">Identify from the basemap which Confederate states lay west of the Mississippi and what the Union controlled once Vicksburg and Port Hudson had fallen.</w:t>
+      </w:r>
+    </w:p>
+    <w:p>
+      <w:pPr>
+        <w:pStyle w:val="ListParagraph"/>
+        <w:numPr>
+          <w:ilvl w:val="0"/>
+          <w:numId w:val="2"/>
+        </w:numPr>
+        <w:spacing w:after="60"/>
+      </w:pPr>
+      <w:r>
+        <w:t xml:space="preserve">Use evidence from at least two places on the map to explain why the Union needed Vicksburg and how Grant took it.</w:t>
+      </w:r>
+    </w:p>
+    <w:p>
+      <w:pPr>
+        <w:pStyle w:val="Heading2"/>
+      </w:pPr>
+      <w:r>
+        <w:t xml:space="preserve">Map skills</w:t>
+      </w:r>
+    </w:p>
+    <w:p>
+      <w:pPr>
+        <w:spacing w:after="100"/>
+      </w:pPr>
+      <w:r>
+        <w:t xml:space="preserve">Using bookmarks to find places, Navigating a map, Measuring distances on a map, Turning map layers on and off, Reading pop-ups, Sketching on a map.</w:t>
+      </w:r>
+    </w:p>
+    <w:p>
+      <w:pPr>
+        <w:pStyle w:val="Heading2"/>
+      </w:pPr>
+      <w:r>
+        <w:t xml:space="preserve">Ways to run this lesson</w:t>
+      </w:r>
+    </w:p>
+    <w:p>
+      <w:pPr>
+        <w:spacing w:after="100"/>
+      </w:pPr>
+      <w:r>
+        <w:t xml:space="preserve">Front-of-class demonstration · 1:1 devices · Computer lab · Homework or flipped classroom</w:t>
+      </w:r>
+    </w:p>
+    <w:p>
+      <w:pPr>
+        <w:pStyle w:val="Heading2"/>
+      </w:pPr>
+      <w:r>
+        <w:t xml:space="preserve">Materials</w:t>
+      </w:r>
+    </w:p>
+    <w:p>
+      <w:pPr>
+        <w:spacing w:after="100"/>
+      </w:pPr>
+      <w:r>
+        <w:t xml:space="preserve">The lesson includes the MapMaker map, a two-page Word student sheet in English and Spanish, and these teacher notes. Print the sheet or share it digitally; it opens in Word and Google Docs. No account or login is needed.</w:t>
+      </w:r>
+    </w:p>
+    <w:p>
+      <w:pPr>
+        <w:pStyle w:val="Heading2"/>
+      </w:pPr>
+      <w:r>
         <w:t xml:space="preserve">Before class</w:t>
       </w:r>
     </w:p>
@@ -86,6 +215,179 @@
       </w:pPr>
       <w:r>
         <w:t xml:space="preserve">Open the map in MapMaker and open The Battle of Vicksburg bookmark. Civil War Battlefields is off at the start; students turn it on for questions 3 and 4. Download the student sheet. Share the map with the Google Classroom button (it shares the map only; attach the sheet). Read the answers on the teacher page. No account or login is needed. Sketches are not saved.</w:t>
+      </w:r>
+    </w:p>
+    <w:p>
+      <w:pPr>
+        <w:pStyle w:val="ListParagraph"/>
+        <w:numPr>
+          <w:ilvl w:val="0"/>
+          <w:numId w:val="2"/>
+        </w:numPr>
+        <w:spacing w:after="60"/>
+      </w:pPr>
+      <w:r>
+        <w:t xml:space="preserve">Preview the map: click through the bookmarks and pop-ups, and look at the legend at the zoom levels the questions use.</w:t>
+      </w:r>
+    </w:p>
+    <w:p>
+      <w:pPr>
+        <w:pStyle w:val="ListParagraph"/>
+        <w:numPr>
+          <w:ilvl w:val="0"/>
+          <w:numId w:val="2"/>
+        </w:numPr>
+        <w:spacing w:after="60"/>
+      </w:pPr>
+      <w:r>
+        <w:t xml:space="preserve">Decide whether students work alone, in pairs or as a whole class.</w:t>
+      </w:r>
+    </w:p>
+    <w:p>
+      <w:pPr>
+        <w:pStyle w:val="ListParagraph"/>
+        <w:numPr>
+          <w:ilvl w:val="0"/>
+          <w:numId w:val="2"/>
+        </w:numPr>
+        <w:spacing w:after="60"/>
+      </w:pPr>
+      <w:r>
+        <w:t xml:space="preserve">Encourage students to look for patterns and make observations, not just find the right answers.</w:t>
+      </w:r>
+    </w:p>
+    <w:p>
+      <w:pPr>
+        <w:pStyle w:val="ListParagraph"/>
+        <w:numPr>
+          <w:ilvl w:val="0"/>
+          <w:numId w:val="2"/>
+        </w:numPr>
+        <w:spacing w:after="60"/>
+      </w:pPr>
+      <w:r>
+        <w:t xml:space="preserve">Some layers aren't used by the questions; they're there for further study.</w:t>
+      </w:r>
+    </w:p>
+    <w:p>
+      <w:pPr>
+        <w:pStyle w:val="Heading2"/>
+      </w:pPr>
+      <w:r>
+        <w:t xml:space="preserve">Discussion questions</w:t>
+      </w:r>
+    </w:p>
+    <w:p>
+      <w:pPr>
+        <w:pStyle w:val="ListParagraph"/>
+        <w:numPr>
+          <w:ilvl w:val="0"/>
+          <w:numId w:val="{n-0}"/>
+        </w:numPr>
+        <w:spacing w:after="60"/>
+      </w:pPr>
+      <w:r>
+        <w:t xml:space="preserve">Grant marched his army down the far bank and crossed more than 30 miles south of the city. What on the map explains that choice, and what risks did it carry?</w:t>
+      </w:r>
+    </w:p>
+    <w:p>
+      <w:pPr>
+        <w:pStyle w:val="ListParagraph"/>
+        <w:numPr>
+          <w:ilvl w:val="0"/>
+          <w:numId w:val="{n-0}"/>
+        </w:numPr>
+        <w:spacing w:after="60"/>
+      </w:pPr>
+      <w:r>
+        <w:t xml:space="preserve">Between Port Gibson on May 1 and the start of the siege on May 18, the battles run east toward Jackson and then back west. Why might Grant have gone to Jackson first instead of straight to Vicksburg?</w:t>
+      </w:r>
+    </w:p>
+    <w:p>
+      <w:pPr>
+        <w:pStyle w:val="ListParagraph"/>
+        <w:numPr>
+          <w:ilvl w:val="0"/>
+          <w:numId w:val="{n-0}"/>
+        </w:numPr>
+        <w:spacing w:after="60"/>
+      </w:pPr>
+      <w:r>
+        <w:t xml:space="preserve">Zoomed out, the river runs from Memphis to the Gulf with Louisiana, Arkansas and Texas on the far side. How does the map help explain why Vicksburg's surrender, and not just Gettysburg, was a turning point of July 1863?</w:t>
+      </w:r>
+    </w:p>
+    <w:p>
+      <w:pPr>
+        <w:pStyle w:val="Heading2"/>
+      </w:pPr>
+      <w:r>
+        <w:t xml:space="preserve">Further reading</w:t>
+      </w:r>
+    </w:p>
+    <w:p>
+      <w:pPr>
+        <w:pStyle w:val="ListParagraph"/>
+        <w:numPr>
+          <w:ilvl w:val="0"/>
+          <w:numId w:val="2"/>
+        </w:numPr>
+        <w:spacing w:after="60"/>
+      </w:pPr>
+      <w:hyperlink w:history="1" r:id="rIdzxb9tnsk3l7crnazr-yqj">
+        <w:r>
+          <w:rPr>
+            <w:color w:val="0A4FA8"/>
+            <w:u w:val="single"/>
+          </w:rPr>
+          <w:t xml:space="preserve">Defining Battles of the Civil War</w:t>
+        </w:r>
+      </w:hyperlink>
+      <w:r>
+        <w:t xml:space="preserve"> (National Geographic Education)</w:t>
+      </w:r>
+    </w:p>
+    <w:p>
+      <w:pPr>
+        <w:pStyle w:val="ListParagraph"/>
+        <w:numPr>
+          <w:ilvl w:val="0"/>
+          <w:numId w:val="2"/>
+        </w:numPr>
+        <w:spacing w:after="60"/>
+      </w:pPr>
+      <w:hyperlink w:history="1" r:id="rIdxyeif65qrvns2r1wisoiz">
+        <w:r>
+          <w:rPr>
+            <w:color w:val="0A4FA8"/>
+            <w:u w:val="single"/>
+          </w:rPr>
+          <w:t xml:space="preserve">Grant at Vicksburg</w:t>
+        </w:r>
+      </w:hyperlink>
+      <w:r>
+        <w:t xml:space="preserve"> (National Park Service)</w:t>
+      </w:r>
+    </w:p>
+    <w:p>
+      <w:pPr>
+        <w:pStyle w:val="ListParagraph"/>
+        <w:numPr>
+          <w:ilvl w:val="0"/>
+          <w:numId w:val="2"/>
+        </w:numPr>
+        <w:spacing w:after="60"/>
+      </w:pPr>
+      <w:hyperlink w:history="1" r:id="rId5dvh4erfmcctt31nwm9o6">
+        <w:r>
+          <w:rPr>
+            <w:color w:val="0A4FA8"/>
+            <w:u w:val="single"/>
+          </w:rPr>
+          <w:t xml:space="preserve">History &amp; Culture, Vicksburg National Military Park</w:t>
+        </w:r>
+      </w:hyperlink>
+      <w:r>
+        <w:t xml:space="preserve"> (National Park Service)</w:t>
       </w:r>
     </w:p>
     <w:p>
@@ -1315,6 +1617,15 @@
         <w:t xml:space="preserve">Map data: Placed by the MapMaker team; Jeremy Atack, historical railroad data (ICPSR 36353), prepared by the MapMaker team; American Battlefield Trust.</w:t>
       </w:r>
     </w:p>
+    <w:p>
+      <w:pPr>
+        <w:pStyle w:val="Credits"/>
+        <w:spacing w:before="120"/>
+      </w:pPr>
+      <w:r>
+        <w:t xml:space="preserve">The National Geographic Society and Esri make this content available under a Creative Commons Attribution-NonCommercial-ShareAlike 4.0 International (CC BY-NC-SA 4.0) licence, except as noted. The licence excludes the National Geographic and Esri logos (the words National Geographic with the yellow border logo, and the Esri globe and letters) and any images included in the content. The logos and images may not be removed, altered or changed.</w:t>
+      </w:r>
+    </w:p>
     <w:sectPr>
       <w:footerReference w:type="default" r:id="rId7"/>
       <w:pgSz w:w="12240" w:h="15840" w:orient="portrait"/>
@@ -1374,7 +1685,7 @@
       <w:pStyle w:val="Credits"/>
     </w:pPr>
     <w:r>
-      <w:t xml:space="preserve">Teacher notes: The Battle of Vicksburg, 0.3.1. For teachers.</w:t>
+      <w:t xml:space="preserve">Teacher notes: The Battle of Vicksburg, 0.4.0. For teachers.</w:t>
     </w:r>
   </w:p>
 </w:ftr>

--- a/resources/dist/sheets/the-battle-of-vicksburg-teacher-notes-en.docx
+++ b/resources/dist/sheets/the-battle-of-vicksburg-teacher-notes-en.docx
@@ -45,7 +45,7 @@
         </w:rPr>
         <w:t xml:space="preserve">Map: </w:t>
       </w:r>
-      <w:hyperlink w:history="1" r:id="rIdxio3_mds7zd4j2jb5imey">
+      <w:hyperlink w:history="1" r:id="rIdvsfsql2-fwc69xhshqg_7">
         <w:r>
           <w:rPr>
             <w:color w:val="0A4FA8"/>
@@ -198,7 +198,7 @@
         <w:spacing w:after="100"/>
       </w:pPr>
       <w:r>
-        <w:t xml:space="preserve">The lesson includes the MapMaker map, a two-page Word student sheet in English and Spanish, and these teacher notes. Print the sheet or share it digitally; it opens in Word and Google Docs. No account or login is needed.</w:t>
+        <w:t xml:space="preserve">The lesson includes the MapMaker map, a two-page Word student sheet in English and Spanish, and these teacher notes. Print the sheet or share it digitally; it opens in Word and Google Docs. Share the map with the Google Classroom button or by pasting its link, and attach the sheet separately. No account or login is needed. Sketches on the map are not saved between sessions.</w:t>
       </w:r>
     </w:p>
     <w:p>
@@ -214,7 +214,14 @@
         <w:spacing w:after="100"/>
       </w:pPr>
       <w:r>
-        <w:t xml:space="preserve">Open the map in MapMaker and open The Battle of Vicksburg bookmark. Civil War Battlefields is off at the start; students turn it on for questions 3 and 4. Download the student sheet. Share the map with the Google Classroom button (it shares the map only; attach the sheet). Read the answers on the teacher page. No account or login is needed. Sketches are not saved.</w:t>
+        <w:rPr>
+          <w:b/>
+          <w:bCs/>
+        </w:rPr>
+        <w:t xml:space="preserve">About this map: </w:t>
+      </w:r>
+      <w:r>
+        <w:t xml:space="preserve">Start from The Battle of Vicksburg bookmark. Civil War Battlefields is off when the map opens; students turn it on for questions 3 and 4. Jackson, Mississippi, is a basemap label, not a pin.</w:t>
       </w:r>
     </w:p>
     <w:p>
@@ -227,7 +234,7 @@
         <w:spacing w:after="60"/>
       </w:pPr>
       <w:r>
-        <w:t xml:space="preserve">Preview the map: click through the bookmarks and pop-ups, and look at the legend at the zoom levels the questions use.</w:t>
+        <w:t xml:space="preserve">Open the map and click through the bookmarks and pop-ups. Check the legend at the zoom levels the questions use; it changes as you zoom and as layers are turned on and off.</w:t>
       </w:r>
     </w:p>
     <w:p>
@@ -240,7 +247,7 @@
         <w:spacing w:after="60"/>
       </w:pPr>
       <w:r>
-        <w:t xml:space="preserve">Decide whether students work alone, in pairs or as a whole class.</w:t>
+        <w:t xml:space="preserve">Decide whether students work alone, in pairs or as a whole class, and whether they use the printed sheet or a digital copy.</w:t>
       </w:r>
     </w:p>
     <w:p>
@@ -253,7 +260,7 @@
         <w:spacing w:after="60"/>
       </w:pPr>
       <w:r>
-        <w:t xml:space="preserve">Encourage students to look for patterns and make observations, not just find the right answers.</w:t>
+        <w:t xml:space="preserve">Encourage students to look for patterns and make observations, not just to find the right answers.</w:t>
       </w:r>
     </w:p>
     <w:p>
@@ -266,7 +273,7 @@
         <w:spacing w:after="60"/>
       </w:pPr>
       <w:r>
-        <w:t xml:space="preserve">Some layers aren't used by the questions; they're there for further study.</w:t>
+        <w:t xml:space="preserve">Layers the questions don't use are there for further study.</w:t>
       </w:r>
     </w:p>
     <w:p>
@@ -333,7 +340,7 @@
         </w:numPr>
         <w:spacing w:after="60"/>
       </w:pPr>
-      <w:hyperlink w:history="1" r:id="rIdzxb9tnsk3l7crnazr-yqj">
+      <w:hyperlink w:history="1" r:id="rId8hya7in4qkdzreygq4kql">
         <w:r>
           <w:rPr>
             <w:color w:val="0A4FA8"/>
@@ -355,7 +362,7 @@
         </w:numPr>
         <w:spacing w:after="60"/>
       </w:pPr>
-      <w:hyperlink w:history="1" r:id="rIdxyeif65qrvns2r1wisoiz">
+      <w:hyperlink w:history="1" r:id="rIds_xsfrv6keoocf6xnutkw">
         <w:r>
           <w:rPr>
             <w:color w:val="0A4FA8"/>
@@ -377,7 +384,7 @@
         </w:numPr>
         <w:spacing w:after="60"/>
       </w:pPr>
-      <w:hyperlink w:history="1" r:id="rId5dvh4erfmcctt31nwm9o6">
+      <w:hyperlink w:history="1" r:id="rIdgvcvt9mhrocruhwvmqfhm">
         <w:r>
           <w:rPr>
             <w:color w:val="0A4FA8"/>
@@ -1685,7 +1692,7 @@
       <w:pStyle w:val="Credits"/>
     </w:pPr>
     <w:r>
-      <w:t xml:space="preserve">Teacher notes: The Battle of Vicksburg, 0.4.0. For teachers.</w:t>
+      <w:t xml:space="preserve">Teacher notes: The Battle of Vicksburg, 0.4.1. For teachers.</w:t>
     </w:r>
   </w:p>
 </w:ftr>

--- a/resources/dist/sheets/the-battle-of-vicksburg-teacher-notes-en.docx
+++ b/resources/dist/sheets/the-battle-of-vicksburg-teacher-notes-en.docx
@@ -45,7 +45,7 @@
         </w:rPr>
         <w:t xml:space="preserve">Map: </w:t>
       </w:r>
-      <w:hyperlink w:history="1" r:id="rIdvsfsql2-fwc69xhshqg_7">
+      <w:hyperlink w:history="1" r:id="rIdf6ofexdnkglekjixrw-ek">
         <w:r>
           <w:rPr>
             <w:color w:val="0A4FA8"/>
@@ -340,7 +340,7 @@
         </w:numPr>
         <w:spacing w:after="60"/>
       </w:pPr>
-      <w:hyperlink w:history="1" r:id="rId8hya7in4qkdzreygq4kql">
+      <w:hyperlink w:history="1" r:id="rIdibyep44ri_run8cpsmfji">
         <w:r>
           <w:rPr>
             <w:color w:val="0A4FA8"/>
@@ -362,7 +362,7 @@
         </w:numPr>
         <w:spacing w:after="60"/>
       </w:pPr>
-      <w:hyperlink w:history="1" r:id="rIds_xsfrv6keoocf6xnutkw">
+      <w:hyperlink w:history="1" r:id="rIdxkzt7f6knapumedczqyjr">
         <w:r>
           <w:rPr>
             <w:color w:val="0A4FA8"/>
@@ -384,7 +384,7 @@
         </w:numPr>
         <w:spacing w:after="60"/>
       </w:pPr>
-      <w:hyperlink w:history="1" r:id="rIdgvcvt9mhrocruhwvmqfhm">
+      <w:hyperlink w:history="1" r:id="rIdkblohblodqcfxkbmtncfr">
         <w:r>
           <w:rPr>
             <w:color w:val="0A4FA8"/>

--- a/resources/dist/sheets/the-battle-of-vicksburg-teacher-notes-en.docx
+++ b/resources/dist/sheets/the-battle-of-vicksburg-teacher-notes-en.docx
@@ -45,7 +45,7 @@
         </w:rPr>
         <w:t xml:space="preserve">Map: </w:t>
       </w:r>
-      <w:hyperlink w:history="1" r:id="rIdf6ofexdnkglekjixrw-ek">
+      <w:hyperlink w:history="1" r:id="rIdxz5kvqw30vlfsafqxmpkm">
         <w:r>
           <w:rPr>
             <w:color w:val="0A4FA8"/>
@@ -340,7 +340,7 @@
         </w:numPr>
         <w:spacing w:after="60"/>
       </w:pPr>
-      <w:hyperlink w:history="1" r:id="rIdibyep44ri_run8cpsmfji">
+      <w:hyperlink w:history="1" r:id="rId2tkwtxmrrwwa0sryjiwae">
         <w:r>
           <w:rPr>
             <w:color w:val="0A4FA8"/>
@@ -362,7 +362,7 @@
         </w:numPr>
         <w:spacing w:after="60"/>
       </w:pPr>
-      <w:hyperlink w:history="1" r:id="rIdxkzt7f6knapumedczqyjr">
+      <w:hyperlink w:history="1" r:id="rIdqnf1ehmvcn8z4pvlgab9j">
         <w:r>
           <w:rPr>
             <w:color w:val="0A4FA8"/>
@@ -384,7 +384,7 @@
         </w:numPr>
         <w:spacing w:after="60"/>
       </w:pPr>
-      <w:hyperlink w:history="1" r:id="rIdkblohblodqcfxkbmtncfr">
+      <w:hyperlink w:history="1" r:id="rIdfleprj6cxhai1mv7mivit">
         <w:r>
           <w:rPr>
             <w:color w:val="0A4FA8"/>

--- a/resources/dist/sheets/the-battle-of-vicksburg-teacher-notes-en.docx
+++ b/resources/dist/sheets/the-battle-of-vicksburg-teacher-notes-en.docx
@@ -45,7 +45,7 @@
         </w:rPr>
         <w:t xml:space="preserve">Map: </w:t>
       </w:r>
-      <w:hyperlink w:history="1" r:id="rIdxz5kvqw30vlfsafqxmpkm">
+      <w:hyperlink w:history="1" r:id="rId_xqkqao-02x1lp9u125di">
         <w:r>
           <w:rPr>
             <w:color w:val="0A4FA8"/>
@@ -190,22 +190,6 @@
         <w:pStyle w:val="Heading2"/>
       </w:pPr>
       <w:r>
-        <w:t xml:space="preserve">Materials</w:t>
-      </w:r>
-    </w:p>
-    <w:p>
-      <w:pPr>
-        <w:spacing w:after="100"/>
-      </w:pPr>
-      <w:r>
-        <w:t xml:space="preserve">The lesson includes the MapMaker map, a two-page Word student sheet in English and Spanish, and these teacher notes. Print the sheet or share it digitally; it opens in Word and Google Docs. Share the map with the Google Classroom button or by pasting its link, and attach the sheet separately. No account or login is needed. Sketches on the map are not saved between sessions.</w:t>
-      </w:r>
-    </w:p>
-    <w:p>
-      <w:pPr>
-        <w:pStyle w:val="Heading2"/>
-      </w:pPr>
-      <w:r>
         <w:t xml:space="preserve">Before class</w:t>
       </w:r>
     </w:p>
@@ -222,6 +206,96 @@
       </w:r>
       <w:r>
         <w:t xml:space="preserve">Start from The Battle of Vicksburg bookmark. Civil War Battlefields is off when the map opens; students turn it on for questions 3 and 4. Jackson, Mississippi, is a basemap label, not a pin.</w:t>
+      </w:r>
+    </w:p>
+    <w:p>
+      <w:pPr>
+        <w:pStyle w:val="Subtle"/>
+        <w:spacing w:after="100"/>
+      </w:pPr>
+      <w:r>
+        <w:t xml:space="preserve">The lesson includes the MapMaker map, a two-page Word student sheet in English and Spanish, and these teacher notes. Print the sheet or share it digitally; it opens in Word and Google Docs. Share the map with the Google Classroom button or by pasting its link, and attach the sheet separately. No account or login is needed. Sketches on the map are not saved between sessions.</w:t>
+      </w:r>
+    </w:p>
+    <w:p>
+      <w:pPr>
+        <w:pStyle w:val="Heading2"/>
+      </w:pPr>
+      <w:r>
+        <w:t xml:space="preserve">Discussion questions</w:t>
+      </w:r>
+    </w:p>
+    <w:p>
+      <w:pPr>
+        <w:spacing w:after="60"/>
+        <w:ind w:left="540" w:hanging="360"/>
+      </w:pPr>
+      <w:r>
+        <w:t xml:space="preserve">1.	Grant marched his army down the far bank and crossed more than 30 miles south of the city. What on the map explains that choice, and what risks did it carry?</w:t>
+      </w:r>
+    </w:p>
+    <w:p>
+      <w:pPr>
+        <w:spacing w:after="60"/>
+        <w:ind w:left="540" w:hanging="360"/>
+      </w:pPr>
+      <w:r>
+        <w:t xml:space="preserve">2.	Between Port Gibson on May 1 and the start of the siege on May 18, the battles run east toward Jackson and then back west. Why might Grant have gone to Jackson first instead of straight to Vicksburg?</w:t>
+      </w:r>
+    </w:p>
+    <w:p>
+      <w:pPr>
+        <w:spacing w:after="60"/>
+        <w:ind w:left="540" w:hanging="360"/>
+      </w:pPr>
+      <w:r>
+        <w:t xml:space="preserve">3.	Zoomed out, the river runs from Memphis to the Gulf with Louisiana, Arkansas and Texas on the far side. How does the map help explain why Vicksburg's surrender, and not just Gettysburg, was a turning point of July 1863?</w:t>
+      </w:r>
+    </w:p>
+    <w:p>
+      <w:pPr>
+        <w:pStyle w:val="Heading2"/>
+      </w:pPr>
+      <w:r>
+        <w:t xml:space="preserve">Support and stretch</w:t>
+      </w:r>
+    </w:p>
+    <w:p>
+      <w:pPr>
+        <w:spacing w:after="60"/>
+      </w:pPr>
+      <w:r>
+        <w:rPr>
+          <w:b/>
+          <w:bCs/>
+        </w:rPr>
+        <w:t xml:space="preserve">Support: </w:t>
+      </w:r>
+      <w:r>
+        <w:t xml:space="preserve">Do question 2 together from the front, listing the five pins in order on the board, before students measure the distance themselves.</w:t>
+      </w:r>
+    </w:p>
+    <w:p>
+      <w:pPr>
+        <w:spacing w:after="100"/>
+      </w:pPr>
+      <w:r>
+        <w:rPr>
+          <w:b/>
+          <w:bCs/>
+        </w:rPr>
+        <w:t xml:space="preserve">Stretch: </w:t>
+      </w:r>
+      <w:r>
+        <w:t xml:space="preserve">Measure Vicksburg to Port Hudson and Vicksburg to Memphis, and ask how much of the river the Confederacy still held in spring 1863.</w:t>
+      </w:r>
+    </w:p>
+    <w:p>
+      <w:pPr>
+        <w:pStyle w:val="Heading2"/>
+      </w:pPr>
+      <w:r>
+        <w:t xml:space="preserve">Further reading</w:t>
       </w:r>
     </w:p>
     <w:p>
@@ -233,114 +307,7 @@
         </w:numPr>
         <w:spacing w:after="60"/>
       </w:pPr>
-      <w:r>
-        <w:t xml:space="preserve">Open the map and click through the bookmarks and pop-ups. Check the legend at the zoom levels the questions use; it changes as you zoom and as layers are turned on and off.</w:t>
-      </w:r>
-    </w:p>
-    <w:p>
-      <w:pPr>
-        <w:pStyle w:val="ListParagraph"/>
-        <w:numPr>
-          <w:ilvl w:val="0"/>
-          <w:numId w:val="2"/>
-        </w:numPr>
-        <w:spacing w:after="60"/>
-      </w:pPr>
-      <w:r>
-        <w:t xml:space="preserve">Decide whether students work alone, in pairs or as a whole class, and whether they use the printed sheet or a digital copy.</w:t>
-      </w:r>
-    </w:p>
-    <w:p>
-      <w:pPr>
-        <w:pStyle w:val="ListParagraph"/>
-        <w:numPr>
-          <w:ilvl w:val="0"/>
-          <w:numId w:val="2"/>
-        </w:numPr>
-        <w:spacing w:after="60"/>
-      </w:pPr>
-      <w:r>
-        <w:t xml:space="preserve">Encourage students to look for patterns and make observations, not just to find the right answers.</w:t>
-      </w:r>
-    </w:p>
-    <w:p>
-      <w:pPr>
-        <w:pStyle w:val="ListParagraph"/>
-        <w:numPr>
-          <w:ilvl w:val="0"/>
-          <w:numId w:val="2"/>
-        </w:numPr>
-        <w:spacing w:after="60"/>
-      </w:pPr>
-      <w:r>
-        <w:t xml:space="preserve">Layers the questions don't use are there for further study.</w:t>
-      </w:r>
-    </w:p>
-    <w:p>
-      <w:pPr>
-        <w:pStyle w:val="Heading2"/>
-      </w:pPr>
-      <w:r>
-        <w:t xml:space="preserve">Discussion questions</w:t>
-      </w:r>
-    </w:p>
-    <w:p>
-      <w:pPr>
-        <w:pStyle w:val="ListParagraph"/>
-        <w:numPr>
-          <w:ilvl w:val="0"/>
-          <w:numId w:val="{n-0}"/>
-        </w:numPr>
-        <w:spacing w:after="60"/>
-      </w:pPr>
-      <w:r>
-        <w:t xml:space="preserve">Grant marched his army down the far bank and crossed more than 30 miles south of the city. What on the map explains that choice, and what risks did it carry?</w:t>
-      </w:r>
-    </w:p>
-    <w:p>
-      <w:pPr>
-        <w:pStyle w:val="ListParagraph"/>
-        <w:numPr>
-          <w:ilvl w:val="0"/>
-          <w:numId w:val="{n-0}"/>
-        </w:numPr>
-        <w:spacing w:after="60"/>
-      </w:pPr>
-      <w:r>
-        <w:t xml:space="preserve">Between Port Gibson on May 1 and the start of the siege on May 18, the battles run east toward Jackson and then back west. Why might Grant have gone to Jackson first instead of straight to Vicksburg?</w:t>
-      </w:r>
-    </w:p>
-    <w:p>
-      <w:pPr>
-        <w:pStyle w:val="ListParagraph"/>
-        <w:numPr>
-          <w:ilvl w:val="0"/>
-          <w:numId w:val="{n-0}"/>
-        </w:numPr>
-        <w:spacing w:after="60"/>
-      </w:pPr>
-      <w:r>
-        <w:t xml:space="preserve">Zoomed out, the river runs from Memphis to the Gulf with Louisiana, Arkansas and Texas on the far side. How does the map help explain why Vicksburg's surrender, and not just Gettysburg, was a turning point of July 1863?</w:t>
-      </w:r>
-    </w:p>
-    <w:p>
-      <w:pPr>
-        <w:pStyle w:val="Heading2"/>
-      </w:pPr>
-      <w:r>
-        <w:t xml:space="preserve">Further reading</w:t>
-      </w:r>
-    </w:p>
-    <w:p>
-      <w:pPr>
-        <w:pStyle w:val="ListParagraph"/>
-        <w:numPr>
-          <w:ilvl w:val="0"/>
-          <w:numId w:val="2"/>
-        </w:numPr>
-        <w:spacing w:after="60"/>
-      </w:pPr>
-      <w:hyperlink w:history="1" r:id="rId2tkwtxmrrwwa0sryjiwae">
+      <w:hyperlink w:history="1" r:id="rIdhw5d3iyfexnxfw-9muthw">
         <w:r>
           <w:rPr>
             <w:color w:val="0A4FA8"/>
@@ -362,7 +329,7 @@
         </w:numPr>
         <w:spacing w:after="60"/>
       </w:pPr>
-      <w:hyperlink w:history="1" r:id="rIdqnf1ehmvcn8z4pvlgab9j">
+      <w:hyperlink w:history="1" r:id="rIdpba-clu_swvgic7lchqmi">
         <w:r>
           <w:rPr>
             <w:color w:val="0A4FA8"/>
@@ -384,7 +351,7 @@
         </w:numPr>
         <w:spacing w:after="60"/>
       </w:pPr>
-      <w:hyperlink w:history="1" r:id="rIdfleprj6cxhai1mv7mivit">
+      <w:hyperlink w:history="1" r:id="rIdmk09boid66nlahfgrknzz">
         <w:r>
           <w:rPr>
             <w:color w:val="0A4FA8"/>
@@ -426,7 +393,7 @@
         <w:pStyle w:val="Heading3"/>
       </w:pPr>
       <w:r>
-        <w:t xml:space="preserve">1. Why Vicksburg?</w:t>
+        <w:t xml:space="preserve">1. Why Vicksburg?, about 10 minutes</w:t>
       </w:r>
     </w:p>
     <w:p>
@@ -448,10 +415,55 @@
           <w:b/>
           <w:bCs/>
         </w:rPr>
-        <w:t xml:space="preserve">Where to find it on the map: </w:t>
-      </w:r>
-      <w:r>
-        <w:t xml:space="preserve">The Battle of Vicksburg bookmark; yellow pin at Vicksburg on a bend of the Mississippi; Railroads 1826 to 1911 layer, which draws when zoomed in to about 1:1,500,000 or closer; Jackson is a label on the Modern Antique basemap about 40 miles east.</w:t>
+        <w:t xml:space="preserve">From the front: </w:t>
+      </w:r>
+      <w:r>
+        <w:t xml:space="preserve"/>
+      </w:r>
+    </w:p>
+    <w:p>
+      <w:pPr>
+        <w:spacing w:after="40"/>
+        <w:ind w:left="900" w:hanging="360"/>
+      </w:pPr>
+      <w:r>
+        <w:t xml:space="preserve">1.	Open The Battle of Vicksburg bookmark.</w:t>
+      </w:r>
+    </w:p>
+    <w:p>
+      <w:pPr>
+        <w:spacing w:after="40"/>
+        <w:ind w:left="900" w:hanging="360"/>
+      </w:pPr>
+      <w:r>
+        <w:t xml:space="preserve">2.	Point to the yellow pin at Vicksburg on the bend of the Mississippi River.</w:t>
+      </w:r>
+    </w:p>
+    <w:p>
+      <w:pPr>
+        <w:spacing w:after="40"/>
+        <w:ind w:left="900" w:hanging="360"/>
+      </w:pPr>
+      <w:r>
+        <w:t xml:space="preserve">3.	Zoom in until the railroad line draws.</w:t>
+      </w:r>
+    </w:p>
+    <w:p>
+      <w:pPr>
+        <w:spacing w:after="40"/>
+        <w:ind w:left="900" w:hanging="360"/>
+      </w:pPr>
+      <w:r>
+        <w:t xml:space="preserve">4.	Follow the railroad east from Vicksburg to the Jackson label on the basemap.</w:t>
+      </w:r>
+    </w:p>
+    <w:p>
+      <w:pPr>
+        <w:spacing w:after="40"/>
+        <w:ind w:left="900" w:hanging="360"/>
+      </w:pPr>
+      <w:r>
+        <w:t xml:space="preserve">5.	Ask: why would both sides want Vicksburg?</w:t>
       </w:r>
     </w:p>
     <w:p>
@@ -464,27 +476,10 @@
           <w:b/>
           <w:bCs/>
         </w:rPr>
-        <w:t xml:space="preserve">Accept answers that: </w:t>
-      </w:r>
-      <w:r>
-        <w:t xml:space="preserve">A good answer says Vicksburg sits on the river, so whoever held it controlled traffic on the Mississippi, and that its railroad linked the river to Jackson and the rest of the Confederacy, so it was both a river stronghold and a rail junction. Mentioning the bluffs or guns is extra, not on the map.</w:t>
-      </w:r>
-    </w:p>
-    <w:p>
-      <w:pPr>
-        <w:pStyle w:val="Heading3"/>
-      </w:pPr>
-      <w:r>
-        <w:t xml:space="preserve">2. Grant's route</w:t>
-      </w:r>
-    </w:p>
-    <w:p>
-      <w:pPr>
-        <w:pStyle w:val="Subtle"/>
-        <w:spacing w:after="100"/>
-      </w:pPr>
-      <w:r>
-        <w:t xml:space="preserve">Find the dark pins and put them in order along Grant's route: Milliken's Bend, New Carthage, Hard Times, Bruinsburg Bend, then Edwards. Which side of the river is each on? Measure the straight-line distance from Milliken's Bend to Bruinsburg Bend.</w:t>
+        <w:t xml:space="preserve">Where to find it on the map: </w:t>
+      </w:r>
+      <w:r>
+        <w:t xml:space="preserve">The Battle of Vicksburg bookmark; yellow pin at Vicksburg on a bend of the Mississippi; Railroads 1826 to 1911 layer, which draws when zoomed in to about 1:1,500,000 or closer; Jackson is a label on the Modern Antique basemap about 40 miles east.</w:t>
       </w:r>
     </w:p>
     <w:p>
@@ -497,10 +492,27 @@
           <w:b/>
           <w:bCs/>
         </w:rPr>
-        <w:t xml:space="preserve">Where to find it on the map: </w:t>
-      </w:r>
-      <w:r>
-        <w:t xml:space="preserve">Key Places in the Union March to Vicksburg pins, read against the river and the basemap state labels: Milliken's Bend, New Carthage and Hard Times are on the west (Louisiana) bank; Bruinsburg Bend and Edwards are on the east (Mississippi) side. Measure tool, Milliken's Bend pin to Bruinsburg Bend pin: about 33 miles in a straight line (accept 31 to 36).</w:t>
+        <w:t xml:space="preserve">Accept answers that: </w:t>
+      </w:r>
+      <w:r>
+        <w:t xml:space="preserve">A good answer says Vicksburg sits on the river, so whoever held it controlled traffic on the Mississippi, and that its railroad linked the river to Jackson and the rest of the Confederacy, so it was both a river stronghold and a rail junction. Mentioning the bluffs or guns is extra, not on the map.</w:t>
+      </w:r>
+    </w:p>
+    <w:p>
+      <w:pPr>
+        <w:pStyle w:val="Heading3"/>
+      </w:pPr>
+      <w:r>
+        <w:t xml:space="preserve">2. Grant's route (if you only do one), about 15 minutes</w:t>
+      </w:r>
+    </w:p>
+    <w:p>
+      <w:pPr>
+        <w:pStyle w:val="Subtle"/>
+        <w:spacing w:after="100"/>
+      </w:pPr>
+      <w:r>
+        <w:t xml:space="preserve">Find the dark pins and put them in order along Grant's route: Milliken's Bend, New Carthage, Hard Times, Bruinsburg Bend, then Edwards. Which side of the river is each on? Measure the straight-line distance from Milliken's Bend to Bruinsburg Bend.</w:t>
       </w:r>
     </w:p>
     <w:p>
@@ -513,6 +525,83 @@
           <w:b/>
           <w:bCs/>
         </w:rPr>
+        <w:t xml:space="preserve">From the front: </w:t>
+      </w:r>
+      <w:r>
+        <w:t xml:space="preserve"/>
+      </w:r>
+    </w:p>
+    <w:p>
+      <w:pPr>
+        <w:spacing w:after="40"/>
+        <w:ind w:left="900" w:hanging="360"/>
+      </w:pPr>
+      <w:r>
+        <w:t xml:space="preserve">1.	Open The Battle of Vicksburg bookmark.</w:t>
+      </w:r>
+    </w:p>
+    <w:p>
+      <w:pPr>
+        <w:spacing w:after="40"/>
+        <w:ind w:left="900" w:hanging="360"/>
+      </w:pPr>
+      <w:r>
+        <w:t xml:space="preserve">2.	Point to the dark pins in order: Milliken's Bend, New Carthage, Hard Times, Bruinsburg Bend, then Edwards.</w:t>
+      </w:r>
+    </w:p>
+    <w:p>
+      <w:pPr>
+        <w:spacing w:after="40"/>
+        <w:ind w:left="900" w:hanging="360"/>
+      </w:pPr>
+      <w:r>
+        <w:t xml:space="preserve">3.	Ask: which side of the river is each pin on?</w:t>
+      </w:r>
+    </w:p>
+    <w:p>
+      <w:pPr>
+        <w:spacing w:after="40"/>
+        <w:ind w:left="900" w:hanging="360"/>
+      </w:pPr>
+      <w:r>
+        <w:t xml:space="preserve">4.	Use Measure from Milliken's Bend to Bruinsburg Bend.</w:t>
+      </w:r>
+    </w:p>
+    <w:p>
+      <w:pPr>
+        <w:spacing w:after="40"/>
+        <w:ind w:left="900" w:hanging="360"/>
+      </w:pPr>
+      <w:r>
+        <w:t xml:space="preserve">5.	Ask: why did Grant march south down the far bank before crossing?</w:t>
+      </w:r>
+    </w:p>
+    <w:p>
+      <w:pPr>
+        <w:spacing w:after="100"/>
+        <w:ind w:left="360"/>
+      </w:pPr>
+      <w:r>
+        <w:rPr>
+          <w:b/>
+          <w:bCs/>
+        </w:rPr>
+        <w:t xml:space="preserve">Where to find it on the map: </w:t>
+      </w:r>
+      <w:r>
+        <w:t xml:space="preserve">Key Places in the Union March to Vicksburg pins, read against the river and the basemap state labels: Milliken's Bend, New Carthage and Hard Times are on the west (Louisiana) bank; Bruinsburg Bend and Edwards are on the east (Mississippi) side. Measure tool, Milliken's Bend pin to Bruinsburg Bend pin: about 33 miles in a straight line (accept 31 to 36).</w:t>
+      </w:r>
+    </w:p>
+    <w:p>
+      <w:pPr>
+        <w:spacing w:after="100"/>
+        <w:ind w:left="360"/>
+      </w:pPr>
+      <w:r>
+        <w:rPr>
+          <w:b/>
+          <w:bCs/>
+        </w:rPr>
         <w:t xml:space="preserve">Accept answers that: </w:t>
       </w:r>
       <w:r>
@@ -524,7 +613,7 @@
         <w:pStyle w:val="Heading3"/>
       </w:pPr>
       <w:r>
-        <w:t xml:space="preserve">3. The battles of May 1863</w:t>
+        <w:t xml:space="preserve">3. The battles of May 1863, about 12 minutes</w:t>
       </w:r>
     </w:p>
     <w:p>
@@ -534,6 +623,67 @@
       </w:pPr>
       <w:r>
         <w:t xml:space="preserve">Turn on Civil War Battlefields in Map layers and click the diamonds between Bruinsburg Bend and Vicksburg, and east toward Jackson. Put the battles in order by date from the pop-ups.</w:t>
+      </w:r>
+    </w:p>
+    <w:p>
+      <w:pPr>
+        <w:spacing w:after="100"/>
+        <w:ind w:left="360"/>
+      </w:pPr>
+      <w:r>
+        <w:rPr>
+          <w:b/>
+          <w:bCs/>
+        </w:rPr>
+        <w:t xml:space="preserve">From the front: </w:t>
+      </w:r>
+      <w:r>
+        <w:t xml:space="preserve"/>
+      </w:r>
+    </w:p>
+    <w:p>
+      <w:pPr>
+        <w:spacing w:after="40"/>
+        <w:ind w:left="900" w:hanging="360"/>
+      </w:pPr>
+      <w:r>
+        <w:t xml:space="preserve">1.	In Map layers, turn on Civil War Battlefields.</w:t>
+      </w:r>
+    </w:p>
+    <w:p>
+      <w:pPr>
+        <w:spacing w:after="40"/>
+        <w:ind w:left="900" w:hanging="360"/>
+      </w:pPr>
+      <w:r>
+        <w:t xml:space="preserve">2.	Click the diamond at Port Gibson, near Bruinsburg Bend, and read its date (use the arrows if it says 1 of 2).</w:t>
+      </w:r>
+    </w:p>
+    <w:p>
+      <w:pPr>
+        <w:spacing w:after="40"/>
+        <w:ind w:left="900" w:hanging="360"/>
+      </w:pPr>
+      <w:r>
+        <w:t xml:space="preserve">3.	Click the diamonds east toward Jackson, reading each date: Raymond, Jackson, Champion Hill, Big Black River Bridge.</w:t>
+      </w:r>
+    </w:p>
+    <w:p>
+      <w:pPr>
+        <w:spacing w:after="40"/>
+        <w:ind w:left="900" w:hanging="360"/>
+      </w:pPr>
+      <w:r>
+        <w:t xml:space="preserve">4.	Click the Vicksburg diamond and read its two dates.</w:t>
+      </w:r>
+    </w:p>
+    <w:p>
+      <w:pPr>
+        <w:spacing w:after="40"/>
+        <w:ind w:left="900" w:hanging="360"/>
+      </w:pPr>
+      <w:r>
+        <w:t xml:space="preserve">5.	Ask: in what order were the battles fought, and which way did Grant's army move?</w:t>
       </w:r>
     </w:p>
     <w:p>
@@ -1009,7 +1159,7 @@
         <w:pStyle w:val="Heading3"/>
       </w:pPr>
       <w:r>
-        <w:t xml:space="preserve">4. Splitting the Confederacy</w:t>
+        <w:t xml:space="preserve">4. Splitting the Confederacy, about 12 minutes</w:t>
       </w:r>
     </w:p>
     <w:p>
@@ -1019,6 +1169,67 @@
       </w:pPr>
       <w:r>
         <w:t xml:space="preserve">Zoom out to see the whole Mississippi River from Memphis to the Gulf. With Civil War Battlefields on, click the diamond at Port Hudson, Louisiana, south of Vicksburg, for its dates. Using the state names on the basemap, which states lie west of the river, and what did the Union control once both Vicksburg and Port Hudson had surrendered?</w:t>
+      </w:r>
+    </w:p>
+    <w:p>
+      <w:pPr>
+        <w:spacing w:after="100"/>
+        <w:ind w:left="360"/>
+      </w:pPr>
+      <w:r>
+        <w:rPr>
+          <w:b/>
+          <w:bCs/>
+        </w:rPr>
+        <w:t xml:space="preserve">From the front: </w:t>
+      </w:r>
+      <w:r>
+        <w:t xml:space="preserve"/>
+      </w:r>
+    </w:p>
+    <w:p>
+      <w:pPr>
+        <w:spacing w:after="40"/>
+        <w:ind w:left="900" w:hanging="360"/>
+      </w:pPr>
+      <w:r>
+        <w:t xml:space="preserve">1.	Zoom out until the Mississippi River shows from Memphis to the Gulf of Mexico.</w:t>
+      </w:r>
+    </w:p>
+    <w:p>
+      <w:pPr>
+        <w:spacing w:after="40"/>
+        <w:ind w:left="900" w:hanging="360"/>
+      </w:pPr>
+      <w:r>
+        <w:t xml:space="preserve">2.	With Civil War Battlefields on, click the diamond at Port Hudson, in Louisiana south of Vicksburg, and read its dates.</w:t>
+      </w:r>
+    </w:p>
+    <w:p>
+      <w:pPr>
+        <w:spacing w:after="40"/>
+        <w:ind w:left="900" w:hanging="360"/>
+      </w:pPr>
+      <w:r>
+        <w:t xml:space="preserve">3.	Read the state names on the basemap on both sides of the river.</w:t>
+      </w:r>
+    </w:p>
+    <w:p>
+      <w:pPr>
+        <w:spacing w:after="40"/>
+        <w:ind w:left="900" w:hanging="360"/>
+      </w:pPr>
+      <w:r>
+        <w:t xml:space="preserve">4.	Ask: which states lie west of the river?</w:t>
+      </w:r>
+    </w:p>
+    <w:p>
+      <w:pPr>
+        <w:spacing w:after="40"/>
+        <w:ind w:left="900" w:hanging="360"/>
+      </w:pPr>
+      <w:r>
+        <w:t xml:space="preserve">5.	Ask: what could the Union control once Vicksburg and Port Hudson had both fallen?</w:t>
       </w:r>
     </w:p>
     <w:p>
@@ -1692,7 +1903,7 @@
       <w:pStyle w:val="Credits"/>
     </w:pPr>
     <w:r>
-      <w:t xml:space="preserve">Teacher notes: The Battle of Vicksburg, 0.4.1. For teachers.</w:t>
+      <w:t xml:space="preserve">Teacher notes: The Battle of Vicksburg, 0.5.0. For teachers.</w:t>
     </w:r>
   </w:p>
 </w:ftr>

--- a/resources/dist/sheets/the-battle-of-vicksburg-teacher-notes-en.docx
+++ b/resources/dist/sheets/the-battle-of-vicksburg-teacher-notes-en.docx
@@ -45,7 +45,7 @@
         </w:rPr>
         <w:t xml:space="preserve">Map: </w:t>
       </w:r>
-      <w:hyperlink w:history="1" r:id="rId_xqkqao-02x1lp9u125di">
+      <w:hyperlink w:history="1" r:id="rIdrjhezrqrvihwm1otha_y4">
         <w:r>
           <w:rPr>
             <w:color w:val="0A4FA8"/>
@@ -307,7 +307,7 @@
         </w:numPr>
         <w:spacing w:after="60"/>
       </w:pPr>
-      <w:hyperlink w:history="1" r:id="rIdhw5d3iyfexnxfw-9muthw">
+      <w:hyperlink w:history="1" r:id="rIddidnoesq7l6ic3_2qzuyz">
         <w:r>
           <w:rPr>
             <w:color w:val="0A4FA8"/>
@@ -329,7 +329,7 @@
         </w:numPr>
         <w:spacing w:after="60"/>
       </w:pPr>
-      <w:hyperlink w:history="1" r:id="rIdpba-clu_swvgic7lchqmi">
+      <w:hyperlink w:history="1" r:id="rIdgveqr-qgd6hjtjsq6jgi9">
         <w:r>
           <w:rPr>
             <w:color w:val="0A4FA8"/>
@@ -351,7 +351,7 @@
         </w:numPr>
         <w:spacing w:after="60"/>
       </w:pPr>
-      <w:hyperlink w:history="1" r:id="rIdmk09boid66nlahfgrknzz">
+      <w:hyperlink w:history="1" r:id="rIdmzxpuzoa1yat8d9_e6ywn">
         <w:r>
           <w:rPr>
             <w:color w:val="0A4FA8"/>
@@ -1903,7 +1903,7 @@
       <w:pStyle w:val="Credits"/>
     </w:pPr>
     <w:r>
-      <w:t xml:space="preserve">Teacher notes: The Battle of Vicksburg, 0.5.0. For teachers.</w:t>
+      <w:t xml:space="preserve">Teacher notes: The Battle of Vicksburg, 0.5.1. For teachers.</w:t>
     </w:r>
   </w:p>
 </w:ftr>

--- a/resources/dist/sheets/the-battle-of-vicksburg-teacher-notes-en.docx
+++ b/resources/dist/sheets/the-battle-of-vicksburg-teacher-notes-en.docx
@@ -45,7 +45,7 @@
         </w:rPr>
         <w:t xml:space="preserve">Map: </w:t>
       </w:r>
-      <w:hyperlink w:history="1" r:id="rIdrjhezrqrvihwm1otha_y4">
+      <w:hyperlink w:history="1" r:id="rId0ehdyi04agzqdcvme5pnv">
         <w:r>
           <w:rPr>
             <w:color w:val="0A4FA8"/>
@@ -307,7 +307,7 @@
         </w:numPr>
         <w:spacing w:after="60"/>
       </w:pPr>
-      <w:hyperlink w:history="1" r:id="rIddidnoesq7l6ic3_2qzuyz">
+      <w:hyperlink w:history="1" r:id="rIdkt12ckoyxcuzptuoxrzwv">
         <w:r>
           <w:rPr>
             <w:color w:val="0A4FA8"/>
@@ -329,7 +329,7 @@
         </w:numPr>
         <w:spacing w:after="60"/>
       </w:pPr>
-      <w:hyperlink w:history="1" r:id="rIdgveqr-qgd6hjtjsq6jgi9">
+      <w:hyperlink w:history="1" r:id="rIdzzj_modhxoextkz29ojt0">
         <w:r>
           <w:rPr>
             <w:color w:val="0A4FA8"/>
@@ -351,7 +351,7 @@
         </w:numPr>
         <w:spacing w:after="60"/>
       </w:pPr>
-      <w:hyperlink w:history="1" r:id="rIdmzxpuzoa1yat8d9_e6ywn">
+      <w:hyperlink w:history="1" r:id="rIdzwewlm_52ttdh6c7athbg">
         <w:r>
           <w:rPr>
             <w:color w:val="0A4FA8"/>
@@ -1903,7 +1903,7 @@
       <w:pStyle w:val="Credits"/>
     </w:pPr>
     <w:r>
-      <w:t xml:space="preserve">Teacher notes: The Battle of Vicksburg, 0.5.1. For teachers.</w:t>
+      <w:t xml:space="preserve">Teacher notes: The Battle of Vicksburg, 0.6.0. For teachers.</w:t>
     </w:r>
   </w:p>
 </w:ftr>

--- a/resources/dist/sheets/the-battle-of-vicksburg-teacher-notes-en.docx
+++ b/resources/dist/sheets/the-battle-of-vicksburg-teacher-notes-en.docx
@@ -45,7 +45,7 @@
         </w:rPr>
         <w:t xml:space="preserve">Map: </w:t>
       </w:r>
-      <w:hyperlink w:history="1" r:id="rId0ehdyi04agzqdcvme5pnv">
+      <w:hyperlink w:history="1" r:id="rIdzua8vi7mjvamaem2agrnm">
         <w:r>
           <w:rPr>
             <w:color w:val="0A4FA8"/>
@@ -307,7 +307,7 @@
         </w:numPr>
         <w:spacing w:after="60"/>
       </w:pPr>
-      <w:hyperlink w:history="1" r:id="rIdkt12ckoyxcuzptuoxrzwv">
+      <w:hyperlink w:history="1" r:id="rIdovnwepcnqiopcnhho0tok">
         <w:r>
           <w:rPr>
             <w:color w:val="0A4FA8"/>
@@ -329,7 +329,7 @@
         </w:numPr>
         <w:spacing w:after="60"/>
       </w:pPr>
-      <w:hyperlink w:history="1" r:id="rIdzzj_modhxoextkz29ojt0">
+      <w:hyperlink w:history="1" r:id="rIdt6zqv3gsqyuc-do7fmovf">
         <w:r>
           <w:rPr>
             <w:color w:val="0A4FA8"/>
@@ -351,7 +351,7 @@
         </w:numPr>
         <w:spacing w:after="60"/>
       </w:pPr>
-      <w:hyperlink w:history="1" r:id="rIdzwewlm_52ttdh6c7athbg">
+      <w:hyperlink w:history="1" r:id="rIdzbz-juz70q1hq0vyz4oll">
         <w:r>
           <w:rPr>
             <w:color w:val="0A4FA8"/>
@@ -798,6 +798,9 @@
         </w:tc>
       </w:tr>
       <w:tr>
+        <w:trPr>
+          <w:cantSplit/>
+        </w:trPr>
         <w:tc>
           <w:tcPr>
             <w:tcW w:type="dxa" w:w="5040"/>
@@ -856,6 +859,9 @@
         </w:tc>
       </w:tr>
       <w:tr>
+        <w:trPr>
+          <w:cantSplit/>
+        </w:trPr>
         <w:tc>
           <w:tcPr>
             <w:tcW w:type="dxa" w:w="5040"/>
@@ -914,6 +920,9 @@
         </w:tc>
       </w:tr>
       <w:tr>
+        <w:trPr>
+          <w:cantSplit/>
+        </w:trPr>
         <w:tc>
           <w:tcPr>
             <w:tcW w:type="dxa" w:w="5040"/>
@@ -972,6 +981,9 @@
         </w:tc>
       </w:tr>
       <w:tr>
+        <w:trPr>
+          <w:cantSplit/>
+        </w:trPr>
         <w:tc>
           <w:tcPr>
             <w:tcW w:type="dxa" w:w="5040"/>
@@ -1030,6 +1042,9 @@
         </w:tc>
       </w:tr>
       <w:tr>
+        <w:trPr>
+          <w:cantSplit/>
+        </w:trPr>
         <w:tc>
           <w:tcPr>
             <w:tcW w:type="dxa" w:w="5040"/>
@@ -1088,6 +1103,9 @@
         </w:tc>
       </w:tr>
       <w:tr>
+        <w:trPr>
+          <w:cantSplit/>
+        </w:trPr>
         <w:tc>
           <w:tcPr>
             <w:tcW w:type="dxa" w:w="5040"/>
@@ -1278,6 +1296,816 @@
       </w:pPr>
       <w:r>
         <w:t xml:space="preserve">Students answer with evidence from at least two places on the map. Some ways to do it: a paragraph, Grant's route sketched on the map (sketches are not saved, so students should screenshot or describe them), or a short talk using the map.</w:t>
+      </w:r>
+    </w:p>
+    <w:p>
+      <w:pPr>
+        <w:pStyle w:val="Heading2"/>
+      </w:pPr>
+      <w:r>
+        <w:t xml:space="preserve">Assessing the answer</w:t>
+      </w:r>
+    </w:p>
+    <w:p>
+      <w:pPr>
+        <w:spacing w:after="100"/>
+      </w:pPr>
+      <w:r>
+        <w:t xml:space="preserve">One way to assess the answer to the compelling question: the rubric every lesson shares (four criteria, four levels), with this lesson's own line on what counts as map evidence, and a model answer at the top level. Use it as it is, adapt it, or use your own.</w:t>
+      </w:r>
+    </w:p>
+    <w:p>
+      <w:pPr>
+        <w:spacing w:after="100"/>
+        <w:ind w:left="360"/>
+      </w:pPr>
+      <w:r>
+        <w:rPr>
+          <w:b/>
+          <w:bCs/>
+        </w:rPr>
+        <w:t xml:space="preserve">Map evidence in this lesson: </w:t>
+      </w:r>
+      <w:r>
+        <w:t xml:space="preserve">Strong answers use the yellow Vicksburg pin on the Mississippi and the railroad east to the Jackson basemap label, the dark Key Places pins in order (Milliken's Bend to Edwards) with Measure from Milliken's Bend to Bruinsburg Bend (about 33 miles), and dates from the Civil War Battlefields pop-ups (Port Gibson, May 1, 1863; Vicksburg, May 18, 1863 – July 4, 1863; Port Hudson, to July 9, 1863).</w:t>
+      </w:r>
+    </w:p>
+    <w:tbl>
+      <w:tblPr>
+        <w:tblW w:type="dxa" w:w="10080"/>
+        <w:tblBorders>
+          <w:top w:val="single" w:color="auto" w:sz="4"/>
+          <w:left w:val="single" w:color="auto" w:sz="4"/>
+          <w:bottom w:val="single" w:color="auto" w:sz="4"/>
+          <w:right w:val="single" w:color="auto" w:sz="4"/>
+          <w:insideH w:val="single" w:color="auto" w:sz="4"/>
+          <w:insideV w:val="single" w:color="auto" w:sz="4"/>
+        </w:tblBorders>
+      </w:tblPr>
+      <w:tblGrid>
+        <w:gridCol w:w="2016"/>
+        <w:gridCol w:w="2016"/>
+        <w:gridCol w:w="2016"/>
+        <w:gridCol w:w="2016"/>
+        <w:gridCol w:w="2016"/>
+      </w:tblGrid>
+      <w:tr>
+        <w:trPr>
+          <w:tblHeader/>
+        </w:trPr>
+        <w:tc>
+          <w:tcPr>
+            <w:tcW w:type="dxa" w:w="2016"/>
+            <w:tcBorders>
+              <w:top w:val="single" w:color="BFBFBF" w:sz="4"/>
+              <w:left w:val="single" w:color="BFBFBF" w:sz="4"/>
+              <w:bottom w:val="single" w:color="BFBFBF" w:sz="4"/>
+              <w:right w:val="single" w:color="BFBFBF" w:sz="4"/>
+            </w:tcBorders>
+            <w:shd w:fill="E7EDF3" w:color="auto" w:val="clear"/>
+            <w:tcMar>
+              <w:top w:type="dxa" w:w="60"/>
+              <w:left w:type="dxa" w:w="90"/>
+              <w:bottom w:type="dxa" w:w="60"/>
+              <w:right w:type="dxa" w:w="90"/>
+            </w:tcMar>
+          </w:tcPr>
+          <w:p>
+            <w:r>
+              <w:rPr>
+                <w:b/>
+                <w:bCs/>
+                <w:sz w:val="20"/>
+                <w:szCs w:val="20"/>
+              </w:rPr>
+              <w:t xml:space="preserve">Criterion</w:t>
+            </w:r>
+          </w:p>
+        </w:tc>
+        <w:tc>
+          <w:tcPr>
+            <w:tcW w:type="dxa" w:w="2016"/>
+            <w:tcBorders>
+              <w:top w:val="single" w:color="BFBFBF" w:sz="4"/>
+              <w:left w:val="single" w:color="BFBFBF" w:sz="4"/>
+              <w:bottom w:val="single" w:color="BFBFBF" w:sz="4"/>
+              <w:right w:val="single" w:color="BFBFBF" w:sz="4"/>
+            </w:tcBorders>
+            <w:shd w:fill="E7EDF3" w:color="auto" w:val="clear"/>
+            <w:tcMar>
+              <w:top w:type="dxa" w:w="60"/>
+              <w:left w:type="dxa" w:w="90"/>
+              <w:bottom w:type="dxa" w:w="60"/>
+              <w:right w:type="dxa" w:w="90"/>
+            </w:tcMar>
+          </w:tcPr>
+          <w:p>
+            <w:r>
+              <w:rPr>
+                <w:b/>
+                <w:bCs/>
+                <w:sz w:val="20"/>
+                <w:szCs w:val="20"/>
+              </w:rPr>
+              <w:t xml:space="preserve">1 Beginning</w:t>
+            </w:r>
+          </w:p>
+        </w:tc>
+        <w:tc>
+          <w:tcPr>
+            <w:tcW w:type="dxa" w:w="2016"/>
+            <w:tcBorders>
+              <w:top w:val="single" w:color="BFBFBF" w:sz="4"/>
+              <w:left w:val="single" w:color="BFBFBF" w:sz="4"/>
+              <w:bottom w:val="single" w:color="BFBFBF" w:sz="4"/>
+              <w:right w:val="single" w:color="BFBFBF" w:sz="4"/>
+            </w:tcBorders>
+            <w:shd w:fill="E7EDF3" w:color="auto" w:val="clear"/>
+            <w:tcMar>
+              <w:top w:type="dxa" w:w="60"/>
+              <w:left w:type="dxa" w:w="90"/>
+              <w:bottom w:type="dxa" w:w="60"/>
+              <w:right w:type="dxa" w:w="90"/>
+            </w:tcMar>
+          </w:tcPr>
+          <w:p>
+            <w:r>
+              <w:rPr>
+                <w:b/>
+                <w:bCs/>
+                <w:sz w:val="20"/>
+                <w:szCs w:val="20"/>
+              </w:rPr>
+              <w:t xml:space="preserve">2 Developing</w:t>
+            </w:r>
+          </w:p>
+        </w:tc>
+        <w:tc>
+          <w:tcPr>
+            <w:tcW w:type="dxa" w:w="2016"/>
+            <w:tcBorders>
+              <w:top w:val="single" w:color="BFBFBF" w:sz="4"/>
+              <w:left w:val="single" w:color="BFBFBF" w:sz="4"/>
+              <w:bottom w:val="single" w:color="BFBFBF" w:sz="4"/>
+              <w:right w:val="single" w:color="BFBFBF" w:sz="4"/>
+            </w:tcBorders>
+            <w:shd w:fill="E7EDF3" w:color="auto" w:val="clear"/>
+            <w:tcMar>
+              <w:top w:type="dxa" w:w="60"/>
+              <w:left w:type="dxa" w:w="90"/>
+              <w:bottom w:type="dxa" w:w="60"/>
+              <w:right w:type="dxa" w:w="90"/>
+            </w:tcMar>
+          </w:tcPr>
+          <w:p>
+            <w:r>
+              <w:rPr>
+                <w:b/>
+                <w:bCs/>
+                <w:sz w:val="20"/>
+                <w:szCs w:val="20"/>
+              </w:rPr>
+              <w:t xml:space="preserve">3 Secure</w:t>
+            </w:r>
+          </w:p>
+        </w:tc>
+        <w:tc>
+          <w:tcPr>
+            <w:tcW w:type="dxa" w:w="2016"/>
+            <w:tcBorders>
+              <w:top w:val="single" w:color="BFBFBF" w:sz="4"/>
+              <w:left w:val="single" w:color="BFBFBF" w:sz="4"/>
+              <w:bottom w:val="single" w:color="BFBFBF" w:sz="4"/>
+              <w:right w:val="single" w:color="BFBFBF" w:sz="4"/>
+            </w:tcBorders>
+            <w:shd w:fill="E7EDF3" w:color="auto" w:val="clear"/>
+            <w:tcMar>
+              <w:top w:type="dxa" w:w="60"/>
+              <w:left w:type="dxa" w:w="90"/>
+              <w:bottom w:type="dxa" w:w="60"/>
+              <w:right w:type="dxa" w:w="90"/>
+            </w:tcMar>
+          </w:tcPr>
+          <w:p>
+            <w:r>
+              <w:rPr>
+                <w:b/>
+                <w:bCs/>
+                <w:sz w:val="20"/>
+                <w:szCs w:val="20"/>
+              </w:rPr>
+              <w:t xml:space="preserve">4 Strong</w:t>
+            </w:r>
+          </w:p>
+        </w:tc>
+      </w:tr>
+      <w:tr>
+        <w:trPr>
+          <w:cantSplit/>
+        </w:trPr>
+        <w:tc>
+          <w:tcPr>
+            <w:tcW w:type="dxa" w:w="2016"/>
+            <w:tcBorders>
+              <w:top w:val="single" w:color="BFBFBF" w:sz="4"/>
+              <w:left w:val="single" w:color="BFBFBF" w:sz="4"/>
+              <w:bottom w:val="single" w:color="BFBFBF" w:sz="4"/>
+              <w:right w:val="single" w:color="BFBFBF" w:sz="4"/>
+            </w:tcBorders>
+            <w:tcMar>
+              <w:top w:type="dxa" w:w="60"/>
+              <w:left w:type="dxa" w:w="90"/>
+              <w:bottom w:type="dxa" w:w="60"/>
+              <w:right w:type="dxa" w:w="90"/>
+            </w:tcMar>
+          </w:tcPr>
+          <w:p>
+            <w:r>
+              <w:rPr>
+                <w:b w:val="false"/>
+                <w:bCs w:val="false"/>
+                <w:sz w:val="20"/>
+                <w:szCs w:val="20"/>
+              </w:rPr>
+              <w:t xml:space="preserve">Claim</w:t>
+            </w:r>
+          </w:p>
+        </w:tc>
+        <w:tc>
+          <w:tcPr>
+            <w:tcW w:type="dxa" w:w="2016"/>
+            <w:tcBorders>
+              <w:top w:val="single" w:color="BFBFBF" w:sz="4"/>
+              <w:left w:val="single" w:color="BFBFBF" w:sz="4"/>
+              <w:bottom w:val="single" w:color="BFBFBF" w:sz="4"/>
+              <w:right w:val="single" w:color="BFBFBF" w:sz="4"/>
+            </w:tcBorders>
+            <w:tcMar>
+              <w:top w:type="dxa" w:w="60"/>
+              <w:left w:type="dxa" w:w="90"/>
+              <w:bottom w:type="dxa" w:w="60"/>
+              <w:right w:type="dxa" w:w="90"/>
+            </w:tcMar>
+          </w:tcPr>
+          <w:p>
+            <w:r>
+              <w:rPr>
+                <w:b w:val="false"/>
+                <w:bCs w:val="false"/>
+                <w:sz w:val="20"/>
+                <w:szCs w:val="20"/>
+              </w:rPr>
+              <w:t xml:space="preserve">No clear answer to the big question, or restates the question.</w:t>
+            </w:r>
+          </w:p>
+        </w:tc>
+        <w:tc>
+          <w:tcPr>
+            <w:tcW w:type="dxa" w:w="2016"/>
+            <w:tcBorders>
+              <w:top w:val="single" w:color="BFBFBF" w:sz="4"/>
+              <w:left w:val="single" w:color="BFBFBF" w:sz="4"/>
+              <w:bottom w:val="single" w:color="BFBFBF" w:sz="4"/>
+              <w:right w:val="single" w:color="BFBFBF" w:sz="4"/>
+            </w:tcBorders>
+            <w:tcMar>
+              <w:top w:type="dxa" w:w="60"/>
+              <w:left w:type="dxa" w:w="90"/>
+              <w:bottom w:type="dxa" w:w="60"/>
+              <w:right w:type="dxa" w:w="90"/>
+            </w:tcMar>
+          </w:tcPr>
+          <w:p>
+            <w:r>
+              <w:rPr>
+                <w:b w:val="false"/>
+                <w:bCs w:val="false"/>
+                <w:sz w:val="20"/>
+                <w:szCs w:val="20"/>
+              </w:rPr>
+              <w:t xml:space="preserve">Gives an answer, but it is vague or only partly about the big question.</w:t>
+            </w:r>
+          </w:p>
+        </w:tc>
+        <w:tc>
+          <w:tcPr>
+            <w:tcW w:type="dxa" w:w="2016"/>
+            <w:tcBorders>
+              <w:top w:val="single" w:color="BFBFBF" w:sz="4"/>
+              <w:left w:val="single" w:color="BFBFBF" w:sz="4"/>
+              <w:bottom w:val="single" w:color="BFBFBF" w:sz="4"/>
+              <w:right w:val="single" w:color="BFBFBF" w:sz="4"/>
+            </w:tcBorders>
+            <w:tcMar>
+              <w:top w:type="dxa" w:w="60"/>
+              <w:left w:type="dxa" w:w="90"/>
+              <w:bottom w:type="dxa" w:w="60"/>
+              <w:right w:type="dxa" w:w="90"/>
+            </w:tcMar>
+          </w:tcPr>
+          <w:p>
+            <w:r>
+              <w:rPr>
+                <w:b w:val="false"/>
+                <w:bCs w:val="false"/>
+                <w:sz w:val="20"/>
+                <w:szCs w:val="20"/>
+              </w:rPr>
+              <w:t xml:space="preserve">Gives a clear answer to the big question.</w:t>
+            </w:r>
+          </w:p>
+        </w:tc>
+        <w:tc>
+          <w:tcPr>
+            <w:tcW w:type="dxa" w:w="2016"/>
+            <w:tcBorders>
+              <w:top w:val="single" w:color="BFBFBF" w:sz="4"/>
+              <w:left w:val="single" w:color="BFBFBF" w:sz="4"/>
+              <w:bottom w:val="single" w:color="BFBFBF" w:sz="4"/>
+              <w:right w:val="single" w:color="BFBFBF" w:sz="4"/>
+            </w:tcBorders>
+            <w:tcMar>
+              <w:top w:type="dxa" w:w="60"/>
+              <w:left w:type="dxa" w:w="90"/>
+              <w:bottom w:type="dxa" w:w="60"/>
+              <w:right w:type="dxa" w:w="90"/>
+            </w:tcMar>
+          </w:tcPr>
+          <w:p>
+            <w:r>
+              <w:rPr>
+                <w:b w:val="false"/>
+                <w:bCs w:val="false"/>
+                <w:sz w:val="20"/>
+                <w:szCs w:val="20"/>
+              </w:rPr>
+              <w:t xml:space="preserve">Gives a clear answer and says how far it holds (for example, where or when it does not).</w:t>
+            </w:r>
+          </w:p>
+        </w:tc>
+      </w:tr>
+      <w:tr>
+        <w:trPr>
+          <w:cantSplit/>
+        </w:trPr>
+        <w:tc>
+          <w:tcPr>
+            <w:tcW w:type="dxa" w:w="2016"/>
+            <w:tcBorders>
+              <w:top w:val="single" w:color="BFBFBF" w:sz="4"/>
+              <w:left w:val="single" w:color="BFBFBF" w:sz="4"/>
+              <w:bottom w:val="single" w:color="BFBFBF" w:sz="4"/>
+              <w:right w:val="single" w:color="BFBFBF" w:sz="4"/>
+            </w:tcBorders>
+            <w:tcMar>
+              <w:top w:type="dxa" w:w="60"/>
+              <w:left w:type="dxa" w:w="90"/>
+              <w:bottom w:type="dxa" w:w="60"/>
+              <w:right w:type="dxa" w:w="90"/>
+            </w:tcMar>
+          </w:tcPr>
+          <w:p>
+            <w:r>
+              <w:rPr>
+                <w:b w:val="false"/>
+                <w:bCs w:val="false"/>
+                <w:sz w:val="20"/>
+                <w:szCs w:val="20"/>
+              </w:rPr>
+              <w:t xml:space="preserve">Map evidence</w:t>
+            </w:r>
+          </w:p>
+        </w:tc>
+        <w:tc>
+          <w:tcPr>
+            <w:tcW w:type="dxa" w:w="2016"/>
+            <w:tcBorders>
+              <w:top w:val="single" w:color="BFBFBF" w:sz="4"/>
+              <w:left w:val="single" w:color="BFBFBF" w:sz="4"/>
+              <w:bottom w:val="single" w:color="BFBFBF" w:sz="4"/>
+              <w:right w:val="single" w:color="BFBFBF" w:sz="4"/>
+            </w:tcBorders>
+            <w:tcMar>
+              <w:top w:type="dxa" w:w="60"/>
+              <w:left w:type="dxa" w:w="90"/>
+              <w:bottom w:type="dxa" w:w="60"/>
+              <w:right w:type="dxa" w:w="90"/>
+            </w:tcMar>
+          </w:tcPr>
+          <w:p>
+            <w:r>
+              <w:rPr>
+                <w:b w:val="false"/>
+                <w:bCs w:val="false"/>
+                <w:sz w:val="20"/>
+                <w:szCs w:val="20"/>
+              </w:rPr>
+              <w:t xml:space="preserve">No evidence from the map, or evidence that is not on the map.</w:t>
+            </w:r>
+          </w:p>
+        </w:tc>
+        <w:tc>
+          <w:tcPr>
+            <w:tcW w:type="dxa" w:w="2016"/>
+            <w:tcBorders>
+              <w:top w:val="single" w:color="BFBFBF" w:sz="4"/>
+              <w:left w:val="single" w:color="BFBFBF" w:sz="4"/>
+              <w:bottom w:val="single" w:color="BFBFBF" w:sz="4"/>
+              <w:right w:val="single" w:color="BFBFBF" w:sz="4"/>
+            </w:tcBorders>
+            <w:tcMar>
+              <w:top w:type="dxa" w:w="60"/>
+              <w:left w:type="dxa" w:w="90"/>
+              <w:bottom w:type="dxa" w:w="60"/>
+              <w:right w:type="dxa" w:w="90"/>
+            </w:tcMar>
+          </w:tcPr>
+          <w:p>
+            <w:r>
+              <w:rPr>
+                <w:b w:val="false"/>
+                <w:bCs w:val="false"/>
+                <w:sz w:val="20"/>
+                <w:szCs w:val="20"/>
+              </w:rPr>
+              <w:t xml:space="preserve">One piece of evidence from the map, or evidence that is not specific (no names, dates or numbers).</w:t>
+            </w:r>
+          </w:p>
+        </w:tc>
+        <w:tc>
+          <w:tcPr>
+            <w:tcW w:type="dxa" w:w="2016"/>
+            <w:tcBorders>
+              <w:top w:val="single" w:color="BFBFBF" w:sz="4"/>
+              <w:left w:val="single" w:color="BFBFBF" w:sz="4"/>
+              <w:bottom w:val="single" w:color="BFBFBF" w:sz="4"/>
+              <w:right w:val="single" w:color="BFBFBF" w:sz="4"/>
+            </w:tcBorders>
+            <w:tcMar>
+              <w:top w:type="dxa" w:w="60"/>
+              <w:left w:type="dxa" w:w="90"/>
+              <w:bottom w:type="dxa" w:w="60"/>
+              <w:right w:type="dxa" w:w="90"/>
+            </w:tcMar>
+          </w:tcPr>
+          <w:p>
+            <w:r>
+              <w:rPr>
+                <w:b w:val="false"/>
+                <w:bCs w:val="false"/>
+                <w:sz w:val="20"/>
+                <w:szCs w:val="20"/>
+              </w:rPr>
+              <w:t xml:space="preserve">Specific evidence from at least two layers or places on the map: named features, dates, numbers or distances read from pop-ups, the legend or Measure.</w:t>
+            </w:r>
+          </w:p>
+        </w:tc>
+        <w:tc>
+          <w:tcPr>
+            <w:tcW w:type="dxa" w:w="2016"/>
+            <w:tcBorders>
+              <w:top w:val="single" w:color="BFBFBF" w:sz="4"/>
+              <w:left w:val="single" w:color="BFBFBF" w:sz="4"/>
+              <w:bottom w:val="single" w:color="BFBFBF" w:sz="4"/>
+              <w:right w:val="single" w:color="BFBFBF" w:sz="4"/>
+            </w:tcBorders>
+            <w:tcMar>
+              <w:top w:type="dxa" w:w="60"/>
+              <w:left w:type="dxa" w:w="90"/>
+              <w:bottom w:type="dxa" w:w="60"/>
+              <w:right w:type="dxa" w:w="90"/>
+            </w:tcMar>
+          </w:tcPr>
+          <w:p>
+            <w:r>
+              <w:rPr>
+                <w:b w:val="false"/>
+                <w:bCs w:val="false"/>
+                <w:sz w:val="20"/>
+                <w:szCs w:val="20"/>
+              </w:rPr>
+              <w:t xml:space="preserve">Specific evidence from at least two layers or places, chosen to fit the claim, with the layer or feature named so a reader could find it.</w:t>
+            </w:r>
+          </w:p>
+        </w:tc>
+      </w:tr>
+      <w:tr>
+        <w:trPr>
+          <w:cantSplit/>
+        </w:trPr>
+        <w:tc>
+          <w:tcPr>
+            <w:tcW w:type="dxa" w:w="2016"/>
+            <w:tcBorders>
+              <w:top w:val="single" w:color="BFBFBF" w:sz="4"/>
+              <w:left w:val="single" w:color="BFBFBF" w:sz="4"/>
+              <w:bottom w:val="single" w:color="BFBFBF" w:sz="4"/>
+              <w:right w:val="single" w:color="BFBFBF" w:sz="4"/>
+            </w:tcBorders>
+            <w:tcMar>
+              <w:top w:type="dxa" w:w="60"/>
+              <w:left w:type="dxa" w:w="90"/>
+              <w:bottom w:type="dxa" w:w="60"/>
+              <w:right w:type="dxa" w:w="90"/>
+            </w:tcMar>
+          </w:tcPr>
+          <w:p>
+            <w:r>
+              <w:rPr>
+                <w:b w:val="false"/>
+                <w:bCs w:val="false"/>
+                <w:sz w:val="20"/>
+                <w:szCs w:val="20"/>
+              </w:rPr>
+              <w:t xml:space="preserve">Geographic reasoning</w:t>
+            </w:r>
+          </w:p>
+        </w:tc>
+        <w:tc>
+          <w:tcPr>
+            <w:tcW w:type="dxa" w:w="2016"/>
+            <w:tcBorders>
+              <w:top w:val="single" w:color="BFBFBF" w:sz="4"/>
+              <w:left w:val="single" w:color="BFBFBF" w:sz="4"/>
+              <w:bottom w:val="single" w:color="BFBFBF" w:sz="4"/>
+              <w:right w:val="single" w:color="BFBFBF" w:sz="4"/>
+            </w:tcBorders>
+            <w:tcMar>
+              <w:top w:type="dxa" w:w="60"/>
+              <w:left w:type="dxa" w:w="90"/>
+              <w:bottom w:type="dxa" w:w="60"/>
+              <w:right w:type="dxa" w:w="90"/>
+            </w:tcMar>
+          </w:tcPr>
+          <w:p>
+            <w:r>
+              <w:rPr>
+                <w:b w:val="false"/>
+                <w:bCs w:val="false"/>
+                <w:sz w:val="20"/>
+                <w:szCs w:val="20"/>
+              </w:rPr>
+              <w:t xml:space="preserve">Lists facts without connecting them to the answer.</w:t>
+            </w:r>
+          </w:p>
+        </w:tc>
+        <w:tc>
+          <w:tcPr>
+            <w:tcW w:type="dxa" w:w="2016"/>
+            <w:tcBorders>
+              <w:top w:val="single" w:color="BFBFBF" w:sz="4"/>
+              <w:left w:val="single" w:color="BFBFBF" w:sz="4"/>
+              <w:bottom w:val="single" w:color="BFBFBF" w:sz="4"/>
+              <w:right w:val="single" w:color="BFBFBF" w:sz="4"/>
+            </w:tcBorders>
+            <w:tcMar>
+              <w:top w:type="dxa" w:w="60"/>
+              <w:left w:type="dxa" w:w="90"/>
+              <w:bottom w:type="dxa" w:w="60"/>
+              <w:right w:type="dxa" w:w="90"/>
+            </w:tcMar>
+          </w:tcPr>
+          <w:p>
+            <w:r>
+              <w:rPr>
+                <w:b w:val="false"/>
+                <w:bCs w:val="false"/>
+                <w:sz w:val="20"/>
+                <w:szCs w:val="20"/>
+              </w:rPr>
+              <w:t xml:space="preserve">Connects some evidence to the answer, but the link is not explained.</w:t>
+            </w:r>
+          </w:p>
+        </w:tc>
+        <w:tc>
+          <w:tcPr>
+            <w:tcW w:type="dxa" w:w="2016"/>
+            <w:tcBorders>
+              <w:top w:val="single" w:color="BFBFBF" w:sz="4"/>
+              <w:left w:val="single" w:color="BFBFBF" w:sz="4"/>
+              <w:bottom w:val="single" w:color="BFBFBF" w:sz="4"/>
+              <w:right w:val="single" w:color="BFBFBF" w:sz="4"/>
+            </w:tcBorders>
+            <w:tcMar>
+              <w:top w:type="dxa" w:w="60"/>
+              <w:left w:type="dxa" w:w="90"/>
+              <w:bottom w:type="dxa" w:w="60"/>
+              <w:right w:type="dxa" w:w="90"/>
+            </w:tcMar>
+          </w:tcPr>
+          <w:p>
+            <w:r>
+              <w:rPr>
+                <w:b w:val="false"/>
+                <w:bCs w:val="false"/>
+                <w:sz w:val="20"/>
+                <w:szCs w:val="20"/>
+              </w:rPr>
+              <w:t xml:space="preserve">Explains how the evidence supports the answer, including where things happened and why there.</w:t>
+            </w:r>
+          </w:p>
+        </w:tc>
+        <w:tc>
+          <w:tcPr>
+            <w:tcW w:type="dxa" w:w="2016"/>
+            <w:tcBorders>
+              <w:top w:val="single" w:color="BFBFBF" w:sz="4"/>
+              <w:left w:val="single" w:color="BFBFBF" w:sz="4"/>
+              <w:bottom w:val="single" w:color="BFBFBF" w:sz="4"/>
+              <w:right w:val="single" w:color="BFBFBF" w:sz="4"/>
+            </w:tcBorders>
+            <w:tcMar>
+              <w:top w:type="dxa" w:w="60"/>
+              <w:left w:type="dxa" w:w="90"/>
+              <w:bottom w:type="dxa" w:w="60"/>
+              <w:right w:type="dxa" w:w="90"/>
+            </w:tcMar>
+          </w:tcPr>
+          <w:p>
+            <w:r>
+              <w:rPr>
+                <w:b w:val="false"/>
+                <w:bCs w:val="false"/>
+                <w:sz w:val="20"/>
+                <w:szCs w:val="20"/>
+              </w:rPr>
+              <w:t xml:space="preserve">Explains where and why, and notes a pattern, a change over time or a connection between layers.</w:t>
+            </w:r>
+          </w:p>
+        </w:tc>
+      </w:tr>
+      <w:tr>
+        <w:trPr>
+          <w:cantSplit/>
+        </w:trPr>
+        <w:tc>
+          <w:tcPr>
+            <w:tcW w:type="dxa" w:w="2016"/>
+            <w:tcBorders>
+              <w:top w:val="single" w:color="BFBFBF" w:sz="4"/>
+              <w:left w:val="single" w:color="BFBFBF" w:sz="4"/>
+              <w:bottom w:val="single" w:color="BFBFBF" w:sz="4"/>
+              <w:right w:val="single" w:color="BFBFBF" w:sz="4"/>
+            </w:tcBorders>
+            <w:tcMar>
+              <w:top w:type="dxa" w:w="60"/>
+              <w:left w:type="dxa" w:w="90"/>
+              <w:bottom w:type="dxa" w:w="60"/>
+              <w:right w:type="dxa" w:w="90"/>
+            </w:tcMar>
+          </w:tcPr>
+          <w:p>
+            <w:r>
+              <w:rPr>
+                <w:b w:val="false"/>
+                <w:bCs w:val="false"/>
+                <w:sz w:val="20"/>
+                <w:szCs w:val="20"/>
+              </w:rPr>
+              <w:t xml:space="preserve">Accuracy</w:t>
+            </w:r>
+          </w:p>
+        </w:tc>
+        <w:tc>
+          <w:tcPr>
+            <w:tcW w:type="dxa" w:w="2016"/>
+            <w:tcBorders>
+              <w:top w:val="single" w:color="BFBFBF" w:sz="4"/>
+              <w:left w:val="single" w:color="BFBFBF" w:sz="4"/>
+              <w:bottom w:val="single" w:color="BFBFBF" w:sz="4"/>
+              <w:right w:val="single" w:color="BFBFBF" w:sz="4"/>
+            </w:tcBorders>
+            <w:tcMar>
+              <w:top w:type="dxa" w:w="60"/>
+              <w:left w:type="dxa" w:w="90"/>
+              <w:bottom w:type="dxa" w:w="60"/>
+              <w:right w:type="dxa" w:w="90"/>
+            </w:tcMar>
+          </w:tcPr>
+          <w:p>
+            <w:r>
+              <w:rPr>
+                <w:b w:val="false"/>
+                <w:bCs w:val="false"/>
+                <w:sz w:val="20"/>
+                <w:szCs w:val="20"/>
+              </w:rPr>
+              <w:t xml:space="preserve">Several facts do not match the map.</w:t>
+            </w:r>
+          </w:p>
+        </w:tc>
+        <w:tc>
+          <w:tcPr>
+            <w:tcW w:type="dxa" w:w="2016"/>
+            <w:tcBorders>
+              <w:top w:val="single" w:color="BFBFBF" w:sz="4"/>
+              <w:left w:val="single" w:color="BFBFBF" w:sz="4"/>
+              <w:bottom w:val="single" w:color="BFBFBF" w:sz="4"/>
+              <w:right w:val="single" w:color="BFBFBF" w:sz="4"/>
+            </w:tcBorders>
+            <w:tcMar>
+              <w:top w:type="dxa" w:w="60"/>
+              <w:left w:type="dxa" w:w="90"/>
+              <w:bottom w:type="dxa" w:w="60"/>
+              <w:right w:type="dxa" w:w="90"/>
+            </w:tcMar>
+          </w:tcPr>
+          <w:p>
+            <w:r>
+              <w:rPr>
+                <w:b w:val="false"/>
+                <w:bCs w:val="false"/>
+                <w:sz w:val="20"/>
+                <w:szCs w:val="20"/>
+              </w:rPr>
+              <w:t xml:space="preserve">Mostly matches the map, with one or two mistakes.</w:t>
+            </w:r>
+          </w:p>
+        </w:tc>
+        <w:tc>
+          <w:tcPr>
+            <w:tcW w:type="dxa" w:w="2016"/>
+            <w:tcBorders>
+              <w:top w:val="single" w:color="BFBFBF" w:sz="4"/>
+              <w:left w:val="single" w:color="BFBFBF" w:sz="4"/>
+              <w:bottom w:val="single" w:color="BFBFBF" w:sz="4"/>
+              <w:right w:val="single" w:color="BFBFBF" w:sz="4"/>
+            </w:tcBorders>
+            <w:tcMar>
+              <w:top w:type="dxa" w:w="60"/>
+              <w:left w:type="dxa" w:w="90"/>
+              <w:bottom w:type="dxa" w:w="60"/>
+              <w:right w:type="dxa" w:w="90"/>
+            </w:tcMar>
+          </w:tcPr>
+          <w:p>
+            <w:r>
+              <w:rPr>
+                <w:b w:val="false"/>
+                <w:bCs w:val="false"/>
+                <w:sz w:val="20"/>
+                <w:szCs w:val="20"/>
+              </w:rPr>
+              <w:t xml:space="preserve">Dates, places, winners, numbers and distances match the map.</w:t>
+            </w:r>
+          </w:p>
+        </w:tc>
+        <w:tc>
+          <w:tcPr>
+            <w:tcW w:type="dxa" w:w="2016"/>
+            <w:tcBorders>
+              <w:top w:val="single" w:color="BFBFBF" w:sz="4"/>
+              <w:left w:val="single" w:color="BFBFBF" w:sz="4"/>
+              <w:bottom w:val="single" w:color="BFBFBF" w:sz="4"/>
+              <w:right w:val="single" w:color="BFBFBF" w:sz="4"/>
+            </w:tcBorders>
+            <w:tcMar>
+              <w:top w:type="dxa" w:w="60"/>
+              <w:left w:type="dxa" w:w="90"/>
+              <w:bottom w:type="dxa" w:w="60"/>
+              <w:right w:type="dxa" w:w="90"/>
+            </w:tcMar>
+          </w:tcPr>
+          <w:p>
+            <w:r>
+              <w:rPr>
+                <w:b w:val="false"/>
+                <w:bCs w:val="false"/>
+                <w:sz w:val="20"/>
+                <w:szCs w:val="20"/>
+              </w:rPr>
+              <w:t xml:space="preserve">Everything matches the map, and the answer says where on the map it came from.</w:t>
+            </w:r>
+          </w:p>
+        </w:tc>
+      </w:tr>
+    </w:tbl>
+    <w:p>
+      <w:pPr>
+        <w:spacing w:after="100"/>
+      </w:pPr>
+      <w:r>
+        <w:t xml:space="preserve"/>
+      </w:r>
+    </w:p>
+    <w:p>
+      <w:pPr>
+        <w:pStyle w:val="Heading3"/>
+      </w:pPr>
+      <w:r>
+        <w:t xml:space="preserve">A model answer (level 4)</w:t>
+      </w:r>
+    </w:p>
+    <w:p>
+      <w:pPr>
+        <w:pBdr>
+          <w:left w:val="single" w:color="35AC46" w:sz="24" w:space="12"/>
+        </w:pBdr>
+        <w:spacing w:after="100"/>
+        <w:ind w:left="360"/>
+      </w:pPr>
+      <w:r>
+        <w:t xml:space="preserve">The Union needed Vicksburg because it controlled the Mississippi River and a railroad into the Confederacy, and Grant took it by marching around the city to attack from the east. On The Battle of Vicksburg bookmark the yellow pin sits on a bend of the Mississippi, and zoomed in, the Railroads 1826 to 1911 line runs east to the Jackson label on the basemap, so it was a river stronghold and a rail junction. The dark Key Places pins show Grant's route: Milliken's Bend, New Carthage and Hard Times on the Louisiana bank, then Bruinsburg Bend and Edwards on the east side. By Measure, Milliken's Bend to Bruinsburg Bend is about 33 miles, so Grant crossed well south instead of attacking straight across. With Civil War Battlefields on, the pop-up dates run from Port Gibson, May 1, 1863, through Raymond, Jackson and Champion Hill to Big Black River Bridge, May 17, and the Vicksburg pop-up gives May 18, 1863 – July 4, 1863, a siege of about six weeks. Zoomed out, the Port Hudson pop-up ends July 9, 1863, and the basemap shows Louisiana, Arkansas and Texas west of the river, so the Union held the whole river and those states were cut off. One limit is that the railroad layer includes lines built after the war.</w:t>
       </w:r>
     </w:p>
     <w:p>
@@ -1482,6 +2310,9 @@
         </w:tc>
       </w:tr>
       <w:tr>
+        <w:trPr>
+          <w:cantSplit/>
+        </w:trPr>
         <w:tc>
           <w:tcPr>
             <w:tcW w:type="dxa" w:w="3360"/>
@@ -1568,6 +2399,9 @@
         </w:tc>
       </w:tr>
       <w:tr>
+        <w:trPr>
+          <w:cantSplit/>
+        </w:trPr>
         <w:tc>
           <w:tcPr>
             <w:tcW w:type="dxa" w:w="3360"/>
@@ -1654,6 +2488,9 @@
         </w:tc>
       </w:tr>
       <w:tr>
+        <w:trPr>
+          <w:cantSplit/>
+        </w:trPr>
         <w:tc>
           <w:tcPr>
             <w:tcW w:type="dxa" w:w="3360"/>
@@ -1740,6 +2577,9 @@
         </w:tc>
       </w:tr>
       <w:tr>
+        <w:trPr>
+          <w:cantSplit/>
+        </w:trPr>
         <w:tc>
           <w:tcPr>
             <w:tcW w:type="dxa" w:w="3360"/>
@@ -1903,7 +2743,7 @@
       <w:pStyle w:val="Credits"/>
     </w:pPr>
     <w:r>
-      <w:t xml:space="preserve">Teacher notes: The Battle of Vicksburg, 0.6.0. For teachers.</w:t>
+      <w:t xml:space="preserve">Teacher notes: The Battle of Vicksburg, 0.7.0. For teachers.</w:t>
     </w:r>
   </w:p>
 </w:ftr>

--- a/resources/dist/sheets/the-battle-of-vicksburg-teacher-notes-en.docx
+++ b/resources/dist/sheets/the-battle-of-vicksburg-teacher-notes-en.docx
@@ -45,7 +45,7 @@
         </w:rPr>
         <w:t xml:space="preserve">Map: </w:t>
       </w:r>
-      <w:hyperlink w:history="1" r:id="rIdzua8vi7mjvamaem2agrnm">
+      <w:hyperlink w:history="1" r:id="rIdachaqngtz3mlzcqwxtqhq">
         <w:r>
           <w:rPr>
             <w:color w:val="0A4FA8"/>
@@ -214,7 +214,7 @@
         <w:spacing w:after="100"/>
       </w:pPr>
       <w:r>
-        <w:t xml:space="preserve">The lesson includes the MapMaker map, a two-page Word student sheet in English and Spanish, and these teacher notes. Print the sheet or share it digitally; it opens in Word and Google Docs. Share the map with the Google Classroom button or by pasting its link, and attach the sheet separately. No account or login is needed. Sketches on the map are not saved between sessions.</w:t>
+        <w:t xml:space="preserve">The lesson includes the MapMaker map, a two-page Word student sheet in English and Spanish, and these teacher notes. Print the sheet, or download it and upload it to Google Drive to edit it in Google Docs (it also opens in Word). The Google Classroom button shares the map, not the sheet; to assign the sheet, attach your Drive copy in Classroom with Make a copy for each student, or paste the map link and attach the sheet yourself. No account or login is needed. Sketches on the map are not saved between sessions.</w:t>
       </w:r>
     </w:p>
     <w:p>
@@ -307,7 +307,7 @@
         </w:numPr>
         <w:spacing w:after="60"/>
       </w:pPr>
-      <w:hyperlink w:history="1" r:id="rIdovnwepcnqiopcnhho0tok">
+      <w:hyperlink w:history="1" r:id="rIdt9m9qax8ocpqirow7ly-m">
         <w:r>
           <w:rPr>
             <w:color w:val="0A4FA8"/>
@@ -329,7 +329,7 @@
         </w:numPr>
         <w:spacing w:after="60"/>
       </w:pPr>
-      <w:hyperlink w:history="1" r:id="rIdt6zqv3gsqyuc-do7fmovf">
+      <w:hyperlink w:history="1" r:id="rIdchzjxnhsjzyy31mmajdxb">
         <w:r>
           <w:rPr>
             <w:color w:val="0A4FA8"/>
@@ -351,7 +351,7 @@
         </w:numPr>
         <w:spacing w:after="60"/>
       </w:pPr>
-      <w:hyperlink w:history="1" r:id="rIdzbz-juz70q1hq0vyz4oll">
+      <w:hyperlink w:history="1" r:id="rIdlltk_ifvjg8nhytsklpo4">
         <w:r>
           <w:rPr>
             <w:color w:val="0A4FA8"/>

--- a/resources/dist/sheets/the-battle-of-vicksburg-teacher-notes-en.docx
+++ b/resources/dist/sheets/the-battle-of-vicksburg-teacher-notes-en.docx
@@ -45,7 +45,7 @@
         </w:rPr>
         <w:t xml:space="preserve">Map: </w:t>
       </w:r>
-      <w:hyperlink w:history="1" r:id="rIdachaqngtz3mlzcqwxtqhq">
+      <w:hyperlink w:history="1" r:id="rIdmrchynl48j2wjheuoy3id">
         <w:r>
           <w:rPr>
             <w:color w:val="0A4FA8"/>
@@ -307,7 +307,7 @@
         </w:numPr>
         <w:spacing w:after="60"/>
       </w:pPr>
-      <w:hyperlink w:history="1" r:id="rIdt9m9qax8ocpqirow7ly-m">
+      <w:hyperlink w:history="1" r:id="rIdsmbl5dibtxhqs53mxrfeo">
         <w:r>
           <w:rPr>
             <w:color w:val="0A4FA8"/>
@@ -329,7 +329,7 @@
         </w:numPr>
         <w:spacing w:after="60"/>
       </w:pPr>
-      <w:hyperlink w:history="1" r:id="rIdchzjxnhsjzyy31mmajdxb">
+      <w:hyperlink w:history="1" r:id="rIdbthbrf0s-dimq-ltqabbb">
         <w:r>
           <w:rPr>
             <w:color w:val="0A4FA8"/>
@@ -351,7 +351,7 @@
         </w:numPr>
         <w:spacing w:after="60"/>
       </w:pPr>
-      <w:hyperlink w:history="1" r:id="rIdlltk_ifvjg8nhytsklpo4">
+      <w:hyperlink w:history="1" r:id="rIdvxr30deppunkfxarch6yy">
         <w:r>
           <w:rPr>
             <w:color w:val="0A4FA8"/>

--- a/resources/dist/sheets/the-battle-of-vicksburg-teacher-notes-en.docx
+++ b/resources/dist/sheets/the-battle-of-vicksburg-teacher-notes-en.docx
@@ -45,7 +45,7 @@
         </w:rPr>
         <w:t xml:space="preserve">Map: </w:t>
       </w:r>
-      <w:hyperlink w:history="1" r:id="rIdmrchynl48j2wjheuoy3id">
+      <w:hyperlink w:history="1" r:id="rIduvtehulg9wkqfx-0phfai">
         <w:r>
           <w:rPr>
             <w:color w:val="0A4FA8"/>
@@ -61,7 +61,7 @@
         <w:spacing w:after="120"/>
       </w:pPr>
       <w:r>
-        <w:t xml:space="preserve">Map address: https://mpmkr.maps.arcgis.com/apps/instant/atlas/index.html?appid=0cd1cdee853c413a84bfe4b9a6931f0d&amp;webmap=1ba8cd3fc75a49a497be1137fce4c032</w:t>
+        <w:t xml:space="preserve">Map address: https://www.arcgis.com/apps/instant/atlas/index.html?appid=0cd1cdee853c413a84bfe4b9a6931f0d&amp;webmap=1ba8cd3fc75a49a497be1137fce4c032</w:t>
       </w:r>
     </w:p>
     <w:p>
@@ -214,7 +214,7 @@
         <w:spacing w:after="100"/>
       </w:pPr>
       <w:r>
-        <w:t xml:space="preserve">The lesson includes the MapMaker map, a two-page Word student sheet in English and Spanish, and these teacher notes. Print the sheet, or download it and upload it to Google Drive to edit it in Google Docs (it also opens in Word). The Google Classroom button shares the map, not the sheet; to assign the sheet, attach your Drive copy in Classroom with Make a copy for each student, or paste the map link and attach the sheet yourself. No account or login is needed. Sketches on the map are not saved between sessions.</w:t>
+        <w:t xml:space="preserve">The lesson includes the map, a two-page Word student sheet in English and Spanish, and these teacher notes. Print the sheet, or download it and upload it to Google Drive to edit it in Google Docs (it also opens in Word). The Google Classroom button shares the map, not the sheet; to assign the sheet, attach your Drive copy in Classroom with Make a copy for each student, or paste the map link and attach the sheet yourself. No account or login is needed. Sketches on the map are not saved between sessions.</w:t>
       </w:r>
     </w:p>
     <w:p>
@@ -307,7 +307,7 @@
         </w:numPr>
         <w:spacing w:after="60"/>
       </w:pPr>
-      <w:hyperlink w:history="1" r:id="rIdsmbl5dibtxhqs53mxrfeo">
+      <w:hyperlink w:history="1" r:id="rIdpn0x0uv8jxqyywgbgvacq">
         <w:r>
           <w:rPr>
             <w:color w:val="0A4FA8"/>
@@ -329,7 +329,7 @@
         </w:numPr>
         <w:spacing w:after="60"/>
       </w:pPr>
-      <w:hyperlink w:history="1" r:id="rIdbthbrf0s-dimq-ltqabbb">
+      <w:hyperlink w:history="1" r:id="rIdbpb5bvsnomi9vuiidklli">
         <w:r>
           <w:rPr>
             <w:color w:val="0A4FA8"/>
@@ -351,7 +351,7 @@
         </w:numPr>
         <w:spacing w:after="60"/>
       </w:pPr>
-      <w:hyperlink w:history="1" r:id="rIdvxr30deppunkfxarch6yy">
+      <w:hyperlink w:history="1" r:id="rIdz1gbdqylkivygb1vopxi1">
         <w:r>
           <w:rPr>
             <w:color w:val="0A4FA8"/>
@@ -2681,7 +2681,7 @@
         <w:spacing w:before="120"/>
       </w:pPr>
       <w:r>
-        <w:t xml:space="preserve">The National Geographic Society and Esri make this content available under a Creative Commons Attribution-NonCommercial-ShareAlike 4.0 International (CC BY-NC-SA 4.0) licence, except as noted. The licence excludes the National Geographic and Esri logos (the words National Geographic with the yellow border logo, and the Esri globe and letters) and any images included in the content. The logos and images may not be removed, altered or changed.</w:t>
+        <w:t xml:space="preserve">Esri makes this content available under a Creative Commons Attribution-NonCommercial-ShareAlike 4.0 International (CC BY-NC-SA 4.0) licence, except as noted. The licence excludes the Esri logo (the Esri globe and letters) and any images included in the content. The logo and images may not be removed, altered or changed.</w:t>
       </w:r>
     </w:p>
     <w:sectPr>

--- a/resources/dist/sheets/the-battle-of-vicksburg-teacher-notes-en.docx
+++ b/resources/dist/sheets/the-battle-of-vicksburg-teacher-notes-en.docx
@@ -45,7 +45,7 @@
         </w:rPr>
         <w:t xml:space="preserve">Map: </w:t>
       </w:r>
-      <w:hyperlink w:history="1" r:id="rIduvtehulg9wkqfx-0phfai">
+      <w:hyperlink w:history="1" r:id="rId-mf4fb5fn8jxp3zfpcu1t">
         <w:r>
           <w:rPr>
             <w:color w:val="0A4FA8"/>
@@ -307,7 +307,7 @@
         </w:numPr>
         <w:spacing w:after="60"/>
       </w:pPr>
-      <w:hyperlink w:history="1" r:id="rIdpn0x0uv8jxqyywgbgvacq">
+      <w:hyperlink w:history="1" r:id="rIduvyfegv34f91ttiiftht4">
         <w:r>
           <w:rPr>
             <w:color w:val="0A4FA8"/>
@@ -329,7 +329,7 @@
         </w:numPr>
         <w:spacing w:after="60"/>
       </w:pPr>
-      <w:hyperlink w:history="1" r:id="rIdbpb5bvsnomi9vuiidklli">
+      <w:hyperlink w:history="1" r:id="rIdmvk_qvjzsjvwicp8aggmq">
         <w:r>
           <w:rPr>
             <w:color w:val="0A4FA8"/>
@@ -351,7 +351,7 @@
         </w:numPr>
         <w:spacing w:after="60"/>
       </w:pPr>
-      <w:hyperlink w:history="1" r:id="rIdz1gbdqylkivygb1vopxi1">
+      <w:hyperlink w:history="1" r:id="rIde84otatiyvwgjckt2vszv">
         <w:r>
           <w:rPr>
             <w:color w:val="0A4FA8"/>

--- a/resources/dist/sheets/the-battle-of-vicksburg-teacher-notes-en.docx
+++ b/resources/dist/sheets/the-battle-of-vicksburg-teacher-notes-en.docx
@@ -45,7 +45,7 @@
         </w:rPr>
         <w:t xml:space="preserve">Map: </w:t>
       </w:r>
-      <w:hyperlink w:history="1" r:id="rId-mf4fb5fn8jxp3zfpcu1t">
+      <w:hyperlink w:history="1" r:id="rIdbevpvmqptqf9sbrtghfjx">
         <w:r>
           <w:rPr>
             <w:color w:val="0A4FA8"/>
@@ -307,7 +307,7 @@
         </w:numPr>
         <w:spacing w:after="60"/>
       </w:pPr>
-      <w:hyperlink w:history="1" r:id="rIduvyfegv34f91ttiiftht4">
+      <w:hyperlink w:history="1" r:id="rIdy0virozx3cjzvxr74ebex">
         <w:r>
           <w:rPr>
             <w:color w:val="0A4FA8"/>
@@ -329,7 +329,7 @@
         </w:numPr>
         <w:spacing w:after="60"/>
       </w:pPr>
-      <w:hyperlink w:history="1" r:id="rIdmvk_qvjzsjvwicp8aggmq">
+      <w:hyperlink w:history="1" r:id="rIdewesnglzejcokkxq6e9_c">
         <w:r>
           <w:rPr>
             <w:color w:val="0A4FA8"/>
@@ -351,7 +351,7 @@
         </w:numPr>
         <w:spacing w:after="60"/>
       </w:pPr>
-      <w:hyperlink w:history="1" r:id="rIde84otatiyvwgjckt2vszv">
+      <w:hyperlink w:history="1" r:id="rId_np34ttldz3macibkhmnw">
         <w:r>
           <w:rPr>
             <w:color w:val="0A4FA8"/>

--- a/resources/dist/sheets/the-battle-of-vicksburg-teacher-notes-en.docx
+++ b/resources/dist/sheets/the-battle-of-vicksburg-teacher-notes-en.docx
@@ -45,7 +45,7 @@
         </w:rPr>
         <w:t xml:space="preserve">Map: </w:t>
       </w:r>
-      <w:hyperlink w:history="1" r:id="rIdbevpvmqptqf9sbrtghfjx">
+      <w:hyperlink w:history="1" r:id="rIdb4l6hvbryiyvavj4hhtrr">
         <w:r>
           <w:rPr>
             <w:color w:val="0A4FA8"/>
@@ -307,7 +307,7 @@
         </w:numPr>
         <w:spacing w:after="60"/>
       </w:pPr>
-      <w:hyperlink w:history="1" r:id="rIdy0virozx3cjzvxr74ebex">
+      <w:hyperlink w:history="1" r:id="rId_bqr_x2zk2b5t9kikcu8g">
         <w:r>
           <w:rPr>
             <w:color w:val="0A4FA8"/>
@@ -329,7 +329,7 @@
         </w:numPr>
         <w:spacing w:after="60"/>
       </w:pPr>
-      <w:hyperlink w:history="1" r:id="rIdewesnglzejcokkxq6e9_c">
+      <w:hyperlink w:history="1" r:id="rIdjrvngzboqo9jhmzohjkpx">
         <w:r>
           <w:rPr>
             <w:color w:val="0A4FA8"/>
@@ -351,7 +351,7 @@
         </w:numPr>
         <w:spacing w:after="60"/>
       </w:pPr>
-      <w:hyperlink w:history="1" r:id="rId_np34ttldz3macibkhmnw">
+      <w:hyperlink w:history="1" r:id="rIdn16no_ve2jomj-bpdtgzm">
         <w:r>
           <w:rPr>
             <w:color w:val="0A4FA8"/>
@@ -2743,7 +2743,7 @@
       <w:pStyle w:val="Credits"/>
     </w:pPr>
     <w:r>
-      <w:t xml:space="preserve">Teacher notes: The Battle of Vicksburg, 0.7.0. For teachers.</w:t>
+      <w:t xml:space="preserve">Teacher notes: The Battle of Vicksburg, 0.7.1. For teachers.</w:t>
     </w:r>
   </w:p>
 </w:ftr>

--- a/resources/dist/sheets/the-battle-of-vicksburg-teacher-notes-en.docx
+++ b/resources/dist/sheets/the-battle-of-vicksburg-teacher-notes-en.docx
@@ -45,7 +45,7 @@
         </w:rPr>
         <w:t xml:space="preserve">Map: </w:t>
       </w:r>
-      <w:hyperlink w:history="1" r:id="rIdb4l6hvbryiyvavj4hhtrr">
+      <w:hyperlink w:history="1" r:id="rIdnrieqhul-dvyxya5jtv8p">
         <w:r>
           <w:rPr>
             <w:color w:val="0A4FA8"/>
@@ -307,7 +307,7 @@
         </w:numPr>
         <w:spacing w:after="60"/>
       </w:pPr>
-      <w:hyperlink w:history="1" r:id="rId_bqr_x2zk2b5t9kikcu8g">
+      <w:hyperlink w:history="1" r:id="rIdaomz0atx31itinmvybfut">
         <w:r>
           <w:rPr>
             <w:color w:val="0A4FA8"/>
@@ -329,7 +329,7 @@
         </w:numPr>
         <w:spacing w:after="60"/>
       </w:pPr>
-      <w:hyperlink w:history="1" r:id="rIdjrvngzboqo9jhmzohjkpx">
+      <w:hyperlink w:history="1" r:id="rIdfzj9hnlramt3kuddsxpuq">
         <w:r>
           <w:rPr>
             <w:color w:val="0A4FA8"/>
@@ -351,7 +351,7 @@
         </w:numPr>
         <w:spacing w:after="60"/>
       </w:pPr>
-      <w:hyperlink w:history="1" r:id="rIdn16no_ve2jomj-bpdtgzm">
+      <w:hyperlink w:history="1" r:id="rIdnm913eopqxakp8zk7mxvg">
         <w:r>
           <w:rPr>
             <w:color w:val="0A4FA8"/>

--- a/resources/dist/sheets/the-battle-of-vicksburg-teacher-notes-en.docx
+++ b/resources/dist/sheets/the-battle-of-vicksburg-teacher-notes-en.docx
@@ -45,7 +45,7 @@
         </w:rPr>
         <w:t xml:space="preserve">Map: </w:t>
       </w:r>
-      <w:hyperlink w:history="1" r:id="rIdnrieqhul-dvyxya5jtv8p">
+      <w:hyperlink w:history="1" r:id="rId0hthr1u6is8glvfhe7fgf">
         <w:r>
           <w:rPr>
             <w:color w:val="0A4FA8"/>
@@ -307,7 +307,7 @@
         </w:numPr>
         <w:spacing w:after="60"/>
       </w:pPr>
-      <w:hyperlink w:history="1" r:id="rIdaomz0atx31itinmvybfut">
+      <w:hyperlink w:history="1" r:id="rId6tcmdbsqb-uyxwmoazx68">
         <w:r>
           <w:rPr>
             <w:color w:val="0A4FA8"/>
@@ -329,7 +329,7 @@
         </w:numPr>
         <w:spacing w:after="60"/>
       </w:pPr>
-      <w:hyperlink w:history="1" r:id="rIdfzj9hnlramt3kuddsxpuq">
+      <w:hyperlink w:history="1" r:id="rIdytw0fd1hr3meecaeoea5v">
         <w:r>
           <w:rPr>
             <w:color w:val="0A4FA8"/>
@@ -351,7 +351,7 @@
         </w:numPr>
         <w:spacing w:after="60"/>
       </w:pPr>
-      <w:hyperlink w:history="1" r:id="rIdnm913eopqxakp8zk7mxvg">
+      <w:hyperlink w:history="1" r:id="rIdqy7q3bhcnfyffajcr7vma">
         <w:r>
           <w:rPr>
             <w:color w:val="0A4FA8"/>

--- a/resources/dist/sheets/the-battle-of-vicksburg-teacher-notes-en.docx
+++ b/resources/dist/sheets/the-battle-of-vicksburg-teacher-notes-en.docx
@@ -45,7 +45,7 @@
         </w:rPr>
         <w:t xml:space="preserve">Map: </w:t>
       </w:r>
-      <w:hyperlink w:history="1" r:id="rId0hthr1u6is8glvfhe7fgf">
+      <w:hyperlink w:history="1" r:id="rIdahcou5u82tzcgc9hfrnma">
         <w:r>
           <w:rPr>
             <w:color w:val="0A4FA8"/>
@@ -307,7 +307,7 @@
         </w:numPr>
         <w:spacing w:after="60"/>
       </w:pPr>
-      <w:hyperlink w:history="1" r:id="rId6tcmdbsqb-uyxwmoazx68">
+      <w:hyperlink w:history="1" r:id="rIdlp-sigzrso3p0wt_-7o_o">
         <w:r>
           <w:rPr>
             <w:color w:val="0A4FA8"/>
@@ -329,7 +329,7 @@
         </w:numPr>
         <w:spacing w:after="60"/>
       </w:pPr>
-      <w:hyperlink w:history="1" r:id="rIdytw0fd1hr3meecaeoea5v">
+      <w:hyperlink w:history="1" r:id="rIdlckucgnsws6qjse4xg2-u">
         <w:r>
           <w:rPr>
             <w:color w:val="0A4FA8"/>
@@ -351,7 +351,7 @@
         </w:numPr>
         <w:spacing w:after="60"/>
       </w:pPr>
-      <w:hyperlink w:history="1" r:id="rIdqy7q3bhcnfyffajcr7vma">
+      <w:hyperlink w:history="1" r:id="rIdjnacaxt-aq58-wa_afezr">
         <w:r>
           <w:rPr>
             <w:color w:val="0A4FA8"/>
@@ -2743,7 +2743,7 @@
       <w:pStyle w:val="Credits"/>
     </w:pPr>
     <w:r>
-      <w:t xml:space="preserve">Teacher notes: The Battle of Vicksburg, 0.7.1. For teachers.</w:t>
+      <w:t xml:space="preserve">Teacher notes: The Battle of Vicksburg, 0.7.2. For teachers.</w:t>
     </w:r>
   </w:p>
 </w:ftr>

--- a/resources/dist/sheets/the-battle-of-vicksburg-teacher-notes-en.docx
+++ b/resources/dist/sheets/the-battle-of-vicksburg-teacher-notes-en.docx
@@ -45,7 +45,7 @@
         </w:rPr>
         <w:t xml:space="preserve">Map: </w:t>
       </w:r>
-      <w:hyperlink w:history="1" r:id="rIdahcou5u82tzcgc9hfrnma">
+      <w:hyperlink w:history="1" r:id="rIdmacw1pscpihf4vwjod8vc">
         <w:r>
           <w:rPr>
             <w:color w:val="0A4FA8"/>
@@ -307,7 +307,7 @@
         </w:numPr>
         <w:spacing w:after="60"/>
       </w:pPr>
-      <w:hyperlink w:history="1" r:id="rIdlp-sigzrso3p0wt_-7o_o">
+      <w:hyperlink w:history="1" r:id="rIdtnsamwmywalge0prtwwua">
         <w:r>
           <w:rPr>
             <w:color w:val="0A4FA8"/>
@@ -329,7 +329,7 @@
         </w:numPr>
         <w:spacing w:after="60"/>
       </w:pPr>
-      <w:hyperlink w:history="1" r:id="rIdlckucgnsws6qjse4xg2-u">
+      <w:hyperlink w:history="1" r:id="rIdlwtrc2dvnrlwir-53rodn">
         <w:r>
           <w:rPr>
             <w:color w:val="0A4FA8"/>
@@ -351,7 +351,7 @@
         </w:numPr>
         <w:spacing w:after="60"/>
       </w:pPr>
-      <w:hyperlink w:history="1" r:id="rIdjnacaxt-aq58-wa_afezr">
+      <w:hyperlink w:history="1" r:id="rIdzp_q7dcz2ej8o8aa7imip">
         <w:r>
           <w:rPr>
             <w:color w:val="0A4FA8"/>

--- a/resources/dist/sheets/the-battle-of-vicksburg-teacher-notes-en.docx
+++ b/resources/dist/sheets/the-battle-of-vicksburg-teacher-notes-en.docx
@@ -45,7 +45,7 @@
         </w:rPr>
         <w:t xml:space="preserve">Map: </w:t>
       </w:r>
-      <w:hyperlink w:history="1" r:id="rIdmacw1pscpihf4vwjod8vc">
+      <w:hyperlink w:history="1" r:id="rIdvfgpnrq1ryt0qq2llkbnk">
         <w:r>
           <w:rPr>
             <w:color w:val="0A4FA8"/>
@@ -307,7 +307,7 @@
         </w:numPr>
         <w:spacing w:after="60"/>
       </w:pPr>
-      <w:hyperlink w:history="1" r:id="rIdtnsamwmywalge0prtwwua">
+      <w:hyperlink w:history="1" r:id="rIdalu8bxgw3sheic8aj8iha">
         <w:r>
           <w:rPr>
             <w:color w:val="0A4FA8"/>
@@ -329,7 +329,7 @@
         </w:numPr>
         <w:spacing w:after="60"/>
       </w:pPr>
-      <w:hyperlink w:history="1" r:id="rIdlwtrc2dvnrlwir-53rodn">
+      <w:hyperlink w:history="1" r:id="rIdtpvbzutsalxf5-corvqhu">
         <w:r>
           <w:rPr>
             <w:color w:val="0A4FA8"/>
@@ -351,7 +351,7 @@
         </w:numPr>
         <w:spacing w:after="60"/>
       </w:pPr>
-      <w:hyperlink w:history="1" r:id="rIdzp_q7dcz2ej8o8aa7imip">
+      <w:hyperlink w:history="1" r:id="rId6vaw9dt7rtls6e2s4prb5">
         <w:r>
           <w:rPr>
             <w:color w:val="0A4FA8"/>

--- a/resources/dist/sheets/the-battle-of-vicksburg-teacher-notes-en.docx
+++ b/resources/dist/sheets/the-battle-of-vicksburg-teacher-notes-en.docx
@@ -45,7 +45,7 @@
         </w:rPr>
         <w:t xml:space="preserve">Map: </w:t>
       </w:r>
-      <w:hyperlink w:history="1" r:id="rIdvfgpnrq1ryt0qq2llkbnk">
+      <w:hyperlink w:history="1" r:id="rIdmbqw667wmul-jgkkvvzm2">
         <w:r>
           <w:rPr>
             <w:color w:val="0A4FA8"/>
@@ -307,7 +307,7 @@
         </w:numPr>
         <w:spacing w:after="60"/>
       </w:pPr>
-      <w:hyperlink w:history="1" r:id="rIdalu8bxgw3sheic8aj8iha">
+      <w:hyperlink w:history="1" r:id="rIdiqg8eqxk4pt8s1p2abvyx">
         <w:r>
           <w:rPr>
             <w:color w:val="0A4FA8"/>
@@ -329,7 +329,7 @@
         </w:numPr>
         <w:spacing w:after="60"/>
       </w:pPr>
-      <w:hyperlink w:history="1" r:id="rIdtpvbzutsalxf5-corvqhu">
+      <w:hyperlink w:history="1" r:id="rId55c21ehm-cztbolty-0db">
         <w:r>
           <w:rPr>
             <w:color w:val="0A4FA8"/>
@@ -351,7 +351,7 @@
         </w:numPr>
         <w:spacing w:after="60"/>
       </w:pPr>
-      <w:hyperlink w:history="1" r:id="rId6vaw9dt7rtls6e2s4prb5">
+      <w:hyperlink w:history="1" r:id="rId8nw8cpzvvwlr7ibtgvwet">
         <w:r>
           <w:rPr>
             <w:color w:val="0A4FA8"/>
